--- a/data/03_investment_memo/investment_memo_22.docx
+++ b/data/03_investment_memo/investment_memo_22.docx
@@ -21,35 +21,66 @@
     <w:p>
       <w:r>
         <w:br/>
-        <w:t>快讯网络有限公司 是中国 新能源 行业的重要企业之一。</w:t>
+        <w:t>从产业链角度看，云计算 行业主要由上游设备厂商、</w:t>
         <w:br/>
-        <w:t>根据华辰资本 量化研究部 的研究，该公司成立于 2016 年，</w:t>
+        <w:t>中游平台企业以及下游应用厂商组成。</w:t>
         <w:br/>
-        <w:t>目前员工规模约 3433 人。公司近年来持续加大研发投入，</w:t>
-        <w:br/>
-        <w:t>在核心技术方面形成了较强的竞争壁垒。</w:t>
+        <w:t>泰麒麟网络有限公司 主要位于产业链的 下游 环节。</w:t>
         <w:br/>
       </w:r>
     </w:p>
     <w:p>
       <w:r>
         <w:br/>
-        <w:t>根据内部财务模型测算，精芯科技有限公司 在未来三年</w:t>
+        <w:t>华辰资本旗下的 HC Quant Arbitrage Fund 在最近的资产配置会议中</w:t>
         <w:br/>
-        <w:t>收入复合增长率预计可达到 22% 左右。</w:t>
+        <w:t>讨论了 机器人 行业的投资机会，并对 通际名联网络有限公司</w:t>
         <w:br/>
-        <w:t>该预测基于行业需求增长以及公司产能扩张计划。</w:t>
+        <w:t>进行了重点评估。</w:t>
         <w:br/>
       </w:r>
     </w:p>
     <w:p>
       <w:r>
         <w:br/>
-        <w:t>根据内部财务模型测算，飞利信科技有限公司 在未来三年</w:t>
+        <w:t>华辰资本旗下的 HC Quant Arbitrage Fund 在最近的资产配置会议中</w:t>
         <w:br/>
-        <w:t>收入复合增长率预计可达到 18% 左右。</w:t>
+        <w:t>讨论了 人工智能 行业的投资机会，并对 方正科技传媒有限公司</w:t>
         <w:br/>
-        <w:t>该预测基于行业需求增长以及公司产能扩张计划。</w:t>
+        <w:t>进行了重点评估。</w:t>
+        <w:br/>
+      </w:r>
+    </w:p>
+    <w:p>
+      <w:r>
+        <w:br/>
+        <w:t>华辰资本旗下的 HC Quant Arbitrage Fund 在最近的资产配置会议中</w:t>
+        <w:br/>
+        <w:t>讨论了 新能源 行业的投资机会，并对 浦华众城网络有限公司</w:t>
+        <w:br/>
+        <w:t>进行了重点评估。</w:t>
+        <w:br/>
+      </w:r>
+    </w:p>
+    <w:p>
+      <w:r>
+        <w:br/>
+        <w:t>华辰资本旗下的 HC Quant Arbitrage Fund 在最近的资产配置会议中</w:t>
+        <w:br/>
+        <w:t>讨论了 消费科技 行业的投资机会，并对 天开科技有限公司</w:t>
+        <w:br/>
+        <w:t>进行了重点评估。</w:t>
+        <w:br/>
+      </w:r>
+    </w:p>
+    <w:p>
+      <w:r>
+        <w:br/>
+        <w:t>从产业链角度看，新能源 行业主要由上游设备厂商、</w:t>
+        <w:br/>
+        <w:t>中游平台企业以及下游应用厂商组成。</w:t>
+        <w:br/>
+        <w:t>浦华众城网络有限公司 主要位于产业链的 中游 环节。</w:t>
         <w:br/>
       </w:r>
     </w:p>
@@ -67,11 +98,1518 @@
     <w:p>
       <w:r>
         <w:br/>
+        <w:t>风险管理部认为，机器人 行业仍然面临若干</w:t>
+        <w:br/>
+        <w:t>不确定性因素，包括技术迭代风险、政策变化、</w:t>
+        <w:br/>
+        <w:t>以及市场竞争加剧等问题。</w:t>
+        <w:br/>
+      </w:r>
+    </w:p>
+    <w:tbl>
+      <w:tblPr>
+        <w:tblW w:type="auto" w:w="0"/>
+        <w:tblLook w:firstColumn="1" w:firstRow="1" w:lastColumn="0" w:lastRow="0" w:noHBand="0" w:noVBand="1" w:val="04A0"/>
+      </w:tblPr>
+      <w:tblGrid>
+        <w:gridCol w:w="2160"/>
+        <w:gridCol w:w="2160"/>
+        <w:gridCol w:w="2160"/>
+        <w:gridCol w:w="2160"/>
+      </w:tblGrid>
+      <w:tr>
+        <w:tc>
+          <w:tcPr>
+            <w:tcW w:type="dxa" w:w="2160"/>
+          </w:tcPr>
+          <w:p>
+            <w:r>
+              <w:t>公司</w:t>
+            </w:r>
+          </w:p>
+        </w:tc>
+        <w:tc>
+          <w:tcPr>
+            <w:tcW w:type="dxa" w:w="2160"/>
+          </w:tcPr>
+          <w:p>
+            <w:r>
+              <w:t>行业</w:t>
+            </w:r>
+          </w:p>
+        </w:tc>
+        <w:tc>
+          <w:tcPr>
+            <w:tcW w:type="dxa" w:w="2160"/>
+          </w:tcPr>
+          <w:p>
+            <w:r>
+              <w:t>市值</w:t>
+            </w:r>
+          </w:p>
+        </w:tc>
+        <w:tc>
+          <w:tcPr>
+            <w:tcW w:type="dxa" w:w="2160"/>
+          </w:tcPr>
+          <w:p>
+            <w:r>
+              <w:t>增长率</w:t>
+            </w:r>
+          </w:p>
+        </w:tc>
+      </w:tr>
+      <w:tr>
+        <w:tc>
+          <w:tcPr>
+            <w:tcW w:type="dxa" w:w="2160"/>
+          </w:tcPr>
+          <w:p>
+            <w:r>
+              <w:t>飞利信科技有限公司</w:t>
+            </w:r>
+          </w:p>
+        </w:tc>
+        <w:tc>
+          <w:tcPr>
+            <w:tcW w:type="dxa" w:w="2160"/>
+          </w:tcPr>
+          <w:p>
+            <w:r>
+              <w:t>人工智能</w:t>
+            </w:r>
+          </w:p>
+        </w:tc>
+        <w:tc>
+          <w:tcPr>
+            <w:tcW w:type="dxa" w:w="2160"/>
+          </w:tcPr>
+          <w:p>
+            <w:r>
+              <w:t>619亿</w:t>
+            </w:r>
+          </w:p>
+        </w:tc>
+        <w:tc>
+          <w:tcPr>
+            <w:tcW w:type="dxa" w:w="2160"/>
+          </w:tcPr>
+          <w:p>
+            <w:r>
+              <w:t>9%</w:t>
+            </w:r>
+          </w:p>
+        </w:tc>
+      </w:tr>
+      <w:tr>
+        <w:tc>
+          <w:tcPr>
+            <w:tcW w:type="dxa" w:w="2160"/>
+          </w:tcPr>
+          <w:p>
+            <w:r>
+              <w:t>飞利信科技有限公司</w:t>
+            </w:r>
+          </w:p>
+        </w:tc>
+        <w:tc>
+          <w:tcPr>
+            <w:tcW w:type="dxa" w:w="2160"/>
+          </w:tcPr>
+          <w:p>
+            <w:r>
+              <w:t>人工智能</w:t>
+            </w:r>
+          </w:p>
+        </w:tc>
+        <w:tc>
+          <w:tcPr>
+            <w:tcW w:type="dxa" w:w="2160"/>
+          </w:tcPr>
+          <w:p>
+            <w:r>
+              <w:t>316亿</w:t>
+            </w:r>
+          </w:p>
+        </w:tc>
+        <w:tc>
+          <w:tcPr>
+            <w:tcW w:type="dxa" w:w="2160"/>
+          </w:tcPr>
+          <w:p>
+            <w:r>
+              <w:t>9%</w:t>
+            </w:r>
+          </w:p>
+        </w:tc>
+      </w:tr>
+      <w:tr>
+        <w:tc>
+          <w:tcPr>
+            <w:tcW w:type="dxa" w:w="2160"/>
+          </w:tcPr>
+          <w:p>
+            <w:r>
+              <w:t>恩悌网络有限公司</w:t>
+            </w:r>
+          </w:p>
+        </w:tc>
+        <w:tc>
+          <w:tcPr>
+            <w:tcW w:type="dxa" w:w="2160"/>
+          </w:tcPr>
+          <w:p>
+            <w:r>
+              <w:t>新能源</w:t>
+            </w:r>
+          </w:p>
+        </w:tc>
+        <w:tc>
+          <w:tcPr>
+            <w:tcW w:type="dxa" w:w="2160"/>
+          </w:tcPr>
+          <w:p>
+            <w:r>
+              <w:t>164亿</w:t>
+            </w:r>
+          </w:p>
+        </w:tc>
+        <w:tc>
+          <w:tcPr>
+            <w:tcW w:type="dxa" w:w="2160"/>
+          </w:tcPr>
+          <w:p>
+            <w:r>
+              <w:t>25%</w:t>
+            </w:r>
+          </w:p>
+        </w:tc>
+      </w:tr>
+      <w:tr>
+        <w:tc>
+          <w:tcPr>
+            <w:tcW w:type="dxa" w:w="2160"/>
+          </w:tcPr>
+          <w:p>
+            <w:r>
+              <w:t>明腾传媒有限公司</w:t>
+            </w:r>
+          </w:p>
+        </w:tc>
+        <w:tc>
+          <w:tcPr>
+            <w:tcW w:type="dxa" w:w="2160"/>
+          </w:tcPr>
+          <w:p>
+            <w:r>
+              <w:t>人工智能</w:t>
+            </w:r>
+          </w:p>
+        </w:tc>
+        <w:tc>
+          <w:tcPr>
+            <w:tcW w:type="dxa" w:w="2160"/>
+          </w:tcPr>
+          <w:p>
+            <w:r>
+              <w:t>590亿</w:t>
+            </w:r>
+          </w:p>
+        </w:tc>
+        <w:tc>
+          <w:tcPr>
+            <w:tcW w:type="dxa" w:w="2160"/>
+          </w:tcPr>
+          <w:p>
+            <w:r>
+              <w:t>23%</w:t>
+            </w:r>
+          </w:p>
+        </w:tc>
+      </w:tr>
+      <w:tr>
+        <w:tc>
+          <w:tcPr>
+            <w:tcW w:type="dxa" w:w="2160"/>
+          </w:tcPr>
+          <w:p>
+            <w:r>
+              <w:t>惠派国际公司科技有限公司</w:t>
+            </w:r>
+          </w:p>
+        </w:tc>
+        <w:tc>
+          <w:tcPr>
+            <w:tcW w:type="dxa" w:w="2160"/>
+          </w:tcPr>
+          <w:p>
+            <w:r>
+              <w:t>人工智能</w:t>
+            </w:r>
+          </w:p>
+        </w:tc>
+        <w:tc>
+          <w:tcPr>
+            <w:tcW w:type="dxa" w:w="2160"/>
+          </w:tcPr>
+          <w:p>
+            <w:r>
+              <w:t>273亿</w:t>
+            </w:r>
+          </w:p>
+        </w:tc>
+        <w:tc>
+          <w:tcPr>
+            <w:tcW w:type="dxa" w:w="2160"/>
+          </w:tcPr>
+          <w:p>
+            <w:r>
+              <w:t>24%</w:t>
+            </w:r>
+          </w:p>
+        </w:tc>
+      </w:tr>
+      <w:tr>
+        <w:tc>
+          <w:tcPr>
+            <w:tcW w:type="dxa" w:w="2160"/>
+          </w:tcPr>
+          <w:p>
+            <w:r>
+              <w:t>飞利信科技有限公司</w:t>
+            </w:r>
+          </w:p>
+        </w:tc>
+        <w:tc>
+          <w:tcPr>
+            <w:tcW w:type="dxa" w:w="2160"/>
+          </w:tcPr>
+          <w:p>
+            <w:r>
+              <w:t>人工智能</w:t>
+            </w:r>
+          </w:p>
+        </w:tc>
+        <w:tc>
+          <w:tcPr>
+            <w:tcW w:type="dxa" w:w="2160"/>
+          </w:tcPr>
+          <w:p>
+            <w:r>
+              <w:t>365亿</w:t>
+            </w:r>
+          </w:p>
+        </w:tc>
+        <w:tc>
+          <w:tcPr>
+            <w:tcW w:type="dxa" w:w="2160"/>
+          </w:tcPr>
+          <w:p>
+            <w:r>
+              <w:t>25%</w:t>
+            </w:r>
+          </w:p>
+        </w:tc>
+      </w:tr>
+      <w:tr>
+        <w:tc>
+          <w:tcPr>
+            <w:tcW w:type="dxa" w:w="2160"/>
+          </w:tcPr>
+          <w:p>
+            <w:r>
+              <w:t>泰麒麟网络有限公司</w:t>
+            </w:r>
+          </w:p>
+        </w:tc>
+        <w:tc>
+          <w:tcPr>
+            <w:tcW w:type="dxa" w:w="2160"/>
+          </w:tcPr>
+          <w:p>
+            <w:r>
+              <w:t>云计算</w:t>
+            </w:r>
+          </w:p>
+        </w:tc>
+        <w:tc>
+          <w:tcPr>
+            <w:tcW w:type="dxa" w:w="2160"/>
+          </w:tcPr>
+          <w:p>
+            <w:r>
+              <w:t>685亿</w:t>
+            </w:r>
+          </w:p>
+        </w:tc>
+        <w:tc>
+          <w:tcPr>
+            <w:tcW w:type="dxa" w:w="2160"/>
+          </w:tcPr>
+          <w:p>
+            <w:r>
+              <w:t>19%</w:t>
+            </w:r>
+          </w:p>
+        </w:tc>
+      </w:tr>
+      <w:tr>
+        <w:tc>
+          <w:tcPr>
+            <w:tcW w:type="dxa" w:w="2160"/>
+          </w:tcPr>
+          <w:p>
+            <w:r>
+              <w:t>富罳网络有限公司</w:t>
+            </w:r>
+          </w:p>
+        </w:tc>
+        <w:tc>
+          <w:tcPr>
+            <w:tcW w:type="dxa" w:w="2160"/>
+          </w:tcPr>
+          <w:p>
+            <w:r>
+              <w:t>新能源</w:t>
+            </w:r>
+          </w:p>
+        </w:tc>
+        <w:tc>
+          <w:tcPr>
+            <w:tcW w:type="dxa" w:w="2160"/>
+          </w:tcPr>
+          <w:p>
+            <w:r>
+              <w:t>445亿</w:t>
+            </w:r>
+          </w:p>
+        </w:tc>
+        <w:tc>
+          <w:tcPr>
+            <w:tcW w:type="dxa" w:w="2160"/>
+          </w:tcPr>
+          <w:p>
+            <w:r>
+              <w:t>14%</w:t>
+            </w:r>
+          </w:p>
+        </w:tc>
+      </w:tr>
+      <w:tr>
+        <w:tc>
+          <w:tcPr>
+            <w:tcW w:type="dxa" w:w="2160"/>
+          </w:tcPr>
+          <w:p>
+            <w:r>
+              <w:t>通际名联科技有限公司</w:t>
+            </w:r>
+          </w:p>
+        </w:tc>
+        <w:tc>
+          <w:tcPr>
+            <w:tcW w:type="dxa" w:w="2160"/>
+          </w:tcPr>
+          <w:p>
+            <w:r>
+              <w:t>人工智能</w:t>
+            </w:r>
+          </w:p>
+        </w:tc>
+        <w:tc>
+          <w:tcPr>
+            <w:tcW w:type="dxa" w:w="2160"/>
+          </w:tcPr>
+          <w:p>
+            <w:r>
+              <w:t>313亿</w:t>
+            </w:r>
+          </w:p>
+        </w:tc>
+        <w:tc>
+          <w:tcPr>
+            <w:tcW w:type="dxa" w:w="2160"/>
+          </w:tcPr>
+          <w:p>
+            <w:r>
+              <w:t>14%</w:t>
+            </w:r>
+          </w:p>
+        </w:tc>
+      </w:tr>
+      <w:tr>
+        <w:tc>
+          <w:tcPr>
+            <w:tcW w:type="dxa" w:w="2160"/>
+          </w:tcPr>
+          <w:p>
+            <w:r>
+              <w:t>雨林木风计算机科技有限公司</w:t>
+            </w:r>
+          </w:p>
+        </w:tc>
+        <w:tc>
+          <w:tcPr>
+            <w:tcW w:type="dxa" w:w="2160"/>
+          </w:tcPr>
+          <w:p>
+            <w:r>
+              <w:t>半导体</w:t>
+            </w:r>
+          </w:p>
+        </w:tc>
+        <w:tc>
+          <w:tcPr>
+            <w:tcW w:type="dxa" w:w="2160"/>
+          </w:tcPr>
+          <w:p>
+            <w:r>
+              <w:t>145亿</w:t>
+            </w:r>
+          </w:p>
+        </w:tc>
+        <w:tc>
+          <w:tcPr>
+            <w:tcW w:type="dxa" w:w="2160"/>
+          </w:tcPr>
+          <w:p>
+            <w:r>
+              <w:t>10%</w:t>
+            </w:r>
+          </w:p>
+        </w:tc>
+      </w:tr>
+      <w:tr>
+        <w:tc>
+          <w:tcPr>
+            <w:tcW w:type="dxa" w:w="2160"/>
+          </w:tcPr>
+          <w:p>
+            <w:r>
+              <w:t>华成育卓科技有限公司</w:t>
+            </w:r>
+          </w:p>
+        </w:tc>
+        <w:tc>
+          <w:tcPr>
+            <w:tcW w:type="dxa" w:w="2160"/>
+          </w:tcPr>
+          <w:p>
+            <w:r>
+              <w:t>医疗科技</w:t>
+            </w:r>
+          </w:p>
+        </w:tc>
+        <w:tc>
+          <w:tcPr>
+            <w:tcW w:type="dxa" w:w="2160"/>
+          </w:tcPr>
+          <w:p>
+            <w:r>
+              <w:t>763亿</w:t>
+            </w:r>
+          </w:p>
+        </w:tc>
+        <w:tc>
+          <w:tcPr>
+            <w:tcW w:type="dxa" w:w="2160"/>
+          </w:tcPr>
+          <w:p>
+            <w:r>
+              <w:t>21%</w:t>
+            </w:r>
+          </w:p>
+        </w:tc>
+      </w:tr>
+      <w:tr>
+        <w:tc>
+          <w:tcPr>
+            <w:tcW w:type="dxa" w:w="2160"/>
+          </w:tcPr>
+          <w:p>
+            <w:r>
+              <w:t>良诺科技有限公司</w:t>
+            </w:r>
+          </w:p>
+        </w:tc>
+        <w:tc>
+          <w:tcPr>
+            <w:tcW w:type="dxa" w:w="2160"/>
+          </w:tcPr>
+          <w:p>
+            <w:r>
+              <w:t>云计算</w:t>
+            </w:r>
+          </w:p>
+        </w:tc>
+        <w:tc>
+          <w:tcPr>
+            <w:tcW w:type="dxa" w:w="2160"/>
+          </w:tcPr>
+          <w:p>
+            <w:r>
+              <w:t>703亿</w:t>
+            </w:r>
+          </w:p>
+        </w:tc>
+        <w:tc>
+          <w:tcPr>
+            <w:tcW w:type="dxa" w:w="2160"/>
+          </w:tcPr>
+          <w:p>
+            <w:r>
+              <w:t>27%</w:t>
+            </w:r>
+          </w:p>
+        </w:tc>
+      </w:tr>
+      <w:tr>
+        <w:tc>
+          <w:tcPr>
+            <w:tcW w:type="dxa" w:w="2160"/>
+          </w:tcPr>
+          <w:p>
+            <w:r>
+              <w:t>方正科技信息有限公司</w:t>
+            </w:r>
+          </w:p>
+        </w:tc>
+        <w:tc>
+          <w:tcPr>
+            <w:tcW w:type="dxa" w:w="2160"/>
+          </w:tcPr>
+          <w:p>
+            <w:r>
+              <w:t>消费科技</w:t>
+            </w:r>
+          </w:p>
+        </w:tc>
+        <w:tc>
+          <w:tcPr>
+            <w:tcW w:type="dxa" w:w="2160"/>
+          </w:tcPr>
+          <w:p>
+            <w:r>
+              <w:t>799亿</w:t>
+            </w:r>
+          </w:p>
+        </w:tc>
+        <w:tc>
+          <w:tcPr>
+            <w:tcW w:type="dxa" w:w="2160"/>
+          </w:tcPr>
+          <w:p>
+            <w:r>
+              <w:t>8%</w:t>
+            </w:r>
+          </w:p>
+        </w:tc>
+      </w:tr>
+      <w:tr>
+        <w:tc>
+          <w:tcPr>
+            <w:tcW w:type="dxa" w:w="2160"/>
+          </w:tcPr>
+          <w:p>
+            <w:r>
+              <w:t>昂歌信息信息有限公司</w:t>
+            </w:r>
+          </w:p>
+        </w:tc>
+        <w:tc>
+          <w:tcPr>
+            <w:tcW w:type="dxa" w:w="2160"/>
+          </w:tcPr>
+          <w:p>
+            <w:r>
+              <w:t>消费科技</w:t>
+            </w:r>
+          </w:p>
+        </w:tc>
+        <w:tc>
+          <w:tcPr>
+            <w:tcW w:type="dxa" w:w="2160"/>
+          </w:tcPr>
+          <w:p>
+            <w:r>
+              <w:t>390亿</w:t>
+            </w:r>
+          </w:p>
+        </w:tc>
+        <w:tc>
+          <w:tcPr>
+            <w:tcW w:type="dxa" w:w="2160"/>
+          </w:tcPr>
+          <w:p>
+            <w:r>
+              <w:t>22%</w:t>
+            </w:r>
+          </w:p>
+        </w:tc>
+      </w:tr>
+      <w:tr>
+        <w:tc>
+          <w:tcPr>
+            <w:tcW w:type="dxa" w:w="2160"/>
+          </w:tcPr>
+          <w:p>
+            <w:r>
+              <w:t>泰麒麟网络有限公司</w:t>
+            </w:r>
+          </w:p>
+        </w:tc>
+        <w:tc>
+          <w:tcPr>
+            <w:tcW w:type="dxa" w:w="2160"/>
+          </w:tcPr>
+          <w:p>
+            <w:r>
+              <w:t>云计算</w:t>
+            </w:r>
+          </w:p>
+        </w:tc>
+        <w:tc>
+          <w:tcPr>
+            <w:tcW w:type="dxa" w:w="2160"/>
+          </w:tcPr>
+          <w:p>
+            <w:r>
+              <w:t>712亿</w:t>
+            </w:r>
+          </w:p>
+        </w:tc>
+        <w:tc>
+          <w:tcPr>
+            <w:tcW w:type="dxa" w:w="2160"/>
+          </w:tcPr>
+          <w:p>
+            <w:r>
+              <w:t>11%</w:t>
+            </w:r>
+          </w:p>
+        </w:tc>
+      </w:tr>
+    </w:tbl>
+    <w:p>
+      <w:pPr>
+        <w:pStyle w:val="Heading1"/>
+      </w:pPr>
+      <w:r>
+        <w:t>行业分析 2</w:t>
+      </w:r>
+    </w:p>
+    <w:p>
+      <w:r>
+        <w:br/>
+        <w:t>从产业链角度看，人工智能 行业主要由上游设备厂商、</w:t>
+        <w:br/>
+        <w:t>中游平台企业以及下游应用厂商组成。</w:t>
+        <w:br/>
+        <w:t>方正科技传媒有限公司 主要位于产业链的 上游 环节。</w:t>
+        <w:br/>
+      </w:r>
+    </w:p>
+    <w:p>
+      <w:r>
+        <w:br/>
+        <w:t>从产业链角度看，消费科技 行业主要由上游设备厂商、</w:t>
+        <w:br/>
+        <w:t>中游平台企业以及下游应用厂商组成。</w:t>
+        <w:br/>
+        <w:t>天开科技有限公司 主要位于产业链的 中游 环节。</w:t>
+        <w:br/>
+      </w:r>
+    </w:p>
+    <w:p>
+      <w:r>
+        <w:br/>
+        <w:t>根据内部财务模型测算，鑫博腾飞信息有限公司 在未来三年</w:t>
+        <w:br/>
+        <w:t>收入复合增长率预计可达到 22% 左右。</w:t>
+        <w:br/>
+        <w:t>该预测基于行业需求增长以及公司产能扩张计划。</w:t>
+        <w:br/>
+      </w:r>
+    </w:p>
+    <w:p>
+      <w:r>
+        <w:br/>
+        <w:t>联软网络有限公司 是中国 半导体 行业的重要企业之一。</w:t>
+        <w:br/>
+        <w:t>根据华辰资本 资产配置委员会 的研究，该公司成立于 2012 年，</w:t>
+        <w:br/>
+        <w:t>目前员工规模约 5582 人。公司近年来持续加大研发投入，</w:t>
+        <w:br/>
+        <w:t>在核心技术方面形成了较强的竞争壁垒。</w:t>
+        <w:br/>
+      </w:r>
+    </w:p>
+    <w:p>
+      <w:r>
+        <w:br/>
+        <w:t>华辰资本旗下的 HC Alpha Growth Fund 在最近的资产配置会议中</w:t>
+        <w:br/>
+        <w:t>讨论了 云计算 行业的投资机会，并对 泰麒麟网络有限公司</w:t>
+        <w:br/>
+        <w:t>进行了重点评估。</w:t>
+        <w:br/>
+      </w:r>
+    </w:p>
+    <w:p>
+      <w:r>
+        <w:br/>
+        <w:t>从产业链角度看，半导体 行业主要由上游设备厂商、</w:t>
+        <w:br/>
+        <w:t>中游平台企业以及下游应用厂商组成。</w:t>
+        <w:br/>
+        <w:t>华泰通安网络有限公司 主要位于产业链的 上游 环节。</w:t>
+        <w:br/>
+      </w:r>
+    </w:p>
+    <w:p>
+      <w:r>
+        <w:br/>
         <w:t>华辰资本旗下的 HC AI Innovation Fund 在最近的资产配置会议中</w:t>
         <w:br/>
-        <w:t>讨论了 医疗科技 行业的投资机会，并对 雨林木风计算机网络有限公司</w:t>
+        <w:t>讨论了 半导体 行业的投资机会，并对 雨林木风计算机科技有限公司</w:t>
         <w:br/>
         <w:t>进行了重点评估。</w:t>
+        <w:br/>
+      </w:r>
+    </w:p>
+    <w:p>
+      <w:r>
+        <w:br/>
+        <w:t>从产业链角度看，人工智能 行业主要由上游设备厂商、</w:t>
+        <w:br/>
+        <w:t>中游平台企业以及下游应用厂商组成。</w:t>
+        <w:br/>
+        <w:t>通际名联科技有限公司 主要位于产业链的 上游 环节。</w:t>
+        <w:br/>
+      </w:r>
+    </w:p>
+    <w:tbl>
+      <w:tblPr>
+        <w:tblW w:type="auto" w:w="0"/>
+        <w:tblLook w:firstColumn="1" w:firstRow="1" w:lastColumn="0" w:lastRow="0" w:noHBand="0" w:noVBand="1" w:val="04A0"/>
+      </w:tblPr>
+      <w:tblGrid>
+        <w:gridCol w:w="2160"/>
+        <w:gridCol w:w="2160"/>
+        <w:gridCol w:w="2160"/>
+        <w:gridCol w:w="2160"/>
+      </w:tblGrid>
+      <w:tr>
+        <w:tc>
+          <w:tcPr>
+            <w:tcW w:type="dxa" w:w="2160"/>
+          </w:tcPr>
+          <w:p>
+            <w:r>
+              <w:t>公司</w:t>
+            </w:r>
+          </w:p>
+        </w:tc>
+        <w:tc>
+          <w:tcPr>
+            <w:tcW w:type="dxa" w:w="2160"/>
+          </w:tcPr>
+          <w:p>
+            <w:r>
+              <w:t>行业</w:t>
+            </w:r>
+          </w:p>
+        </w:tc>
+        <w:tc>
+          <w:tcPr>
+            <w:tcW w:type="dxa" w:w="2160"/>
+          </w:tcPr>
+          <w:p>
+            <w:r>
+              <w:t>市值</w:t>
+            </w:r>
+          </w:p>
+        </w:tc>
+        <w:tc>
+          <w:tcPr>
+            <w:tcW w:type="dxa" w:w="2160"/>
+          </w:tcPr>
+          <w:p>
+            <w:r>
+              <w:t>增长率</w:t>
+            </w:r>
+          </w:p>
+        </w:tc>
+      </w:tr>
+      <w:tr>
+        <w:tc>
+          <w:tcPr>
+            <w:tcW w:type="dxa" w:w="2160"/>
+          </w:tcPr>
+          <w:p>
+            <w:r>
+              <w:t>图龙信息传媒有限公司</w:t>
+            </w:r>
+          </w:p>
+        </w:tc>
+        <w:tc>
+          <w:tcPr>
+            <w:tcW w:type="dxa" w:w="2160"/>
+          </w:tcPr>
+          <w:p>
+            <w:r>
+              <w:t>机器人</w:t>
+            </w:r>
+          </w:p>
+        </w:tc>
+        <w:tc>
+          <w:tcPr>
+            <w:tcW w:type="dxa" w:w="2160"/>
+          </w:tcPr>
+          <w:p>
+            <w:r>
+              <w:t>365亿</w:t>
+            </w:r>
+          </w:p>
+        </w:tc>
+        <w:tc>
+          <w:tcPr>
+            <w:tcW w:type="dxa" w:w="2160"/>
+          </w:tcPr>
+          <w:p>
+            <w:r>
+              <w:t>17%</w:t>
+            </w:r>
+          </w:p>
+        </w:tc>
+      </w:tr>
+      <w:tr>
+        <w:tc>
+          <w:tcPr>
+            <w:tcW w:type="dxa" w:w="2160"/>
+          </w:tcPr>
+          <w:p>
+            <w:r>
+              <w:t>通际名联网络有限公司</w:t>
+            </w:r>
+          </w:p>
+        </w:tc>
+        <w:tc>
+          <w:tcPr>
+            <w:tcW w:type="dxa" w:w="2160"/>
+          </w:tcPr>
+          <w:p>
+            <w:r>
+              <w:t>机器人</w:t>
+            </w:r>
+          </w:p>
+        </w:tc>
+        <w:tc>
+          <w:tcPr>
+            <w:tcW w:type="dxa" w:w="2160"/>
+          </w:tcPr>
+          <w:p>
+            <w:r>
+              <w:t>367亿</w:t>
+            </w:r>
+          </w:p>
+        </w:tc>
+        <w:tc>
+          <w:tcPr>
+            <w:tcW w:type="dxa" w:w="2160"/>
+          </w:tcPr>
+          <w:p>
+            <w:r>
+              <w:t>15%</w:t>
+            </w:r>
+          </w:p>
+        </w:tc>
+      </w:tr>
+      <w:tr>
+        <w:tc>
+          <w:tcPr>
+            <w:tcW w:type="dxa" w:w="2160"/>
+          </w:tcPr>
+          <w:p>
+            <w:r>
+              <w:t>中建创业科技有限公司</w:t>
+            </w:r>
+          </w:p>
+        </w:tc>
+        <w:tc>
+          <w:tcPr>
+            <w:tcW w:type="dxa" w:w="2160"/>
+          </w:tcPr>
+          <w:p>
+            <w:r>
+              <w:t>半导体</w:t>
+            </w:r>
+          </w:p>
+        </w:tc>
+        <w:tc>
+          <w:tcPr>
+            <w:tcW w:type="dxa" w:w="2160"/>
+          </w:tcPr>
+          <w:p>
+            <w:r>
+              <w:t>177亿</w:t>
+            </w:r>
+          </w:p>
+        </w:tc>
+        <w:tc>
+          <w:tcPr>
+            <w:tcW w:type="dxa" w:w="2160"/>
+          </w:tcPr>
+          <w:p>
+            <w:r>
+              <w:t>26%</w:t>
+            </w:r>
+          </w:p>
+        </w:tc>
+      </w:tr>
+      <w:tr>
+        <w:tc>
+          <w:tcPr>
+            <w:tcW w:type="dxa" w:w="2160"/>
+          </w:tcPr>
+          <w:p>
+            <w:r>
+              <w:t>雨林木风计算机科技有限公司</w:t>
+            </w:r>
+          </w:p>
+        </w:tc>
+        <w:tc>
+          <w:tcPr>
+            <w:tcW w:type="dxa" w:w="2160"/>
+          </w:tcPr>
+          <w:p>
+            <w:r>
+              <w:t>半导体</w:t>
+            </w:r>
+          </w:p>
+        </w:tc>
+        <w:tc>
+          <w:tcPr>
+            <w:tcW w:type="dxa" w:w="2160"/>
+          </w:tcPr>
+          <w:p>
+            <w:r>
+              <w:t>232亿</w:t>
+            </w:r>
+          </w:p>
+        </w:tc>
+        <w:tc>
+          <w:tcPr>
+            <w:tcW w:type="dxa" w:w="2160"/>
+          </w:tcPr>
+          <w:p>
+            <w:r>
+              <w:t>28%</w:t>
+            </w:r>
+          </w:p>
+        </w:tc>
+      </w:tr>
+      <w:tr>
+        <w:tc>
+          <w:tcPr>
+            <w:tcW w:type="dxa" w:w="2160"/>
+          </w:tcPr>
+          <w:p>
+            <w:r>
+              <w:t>天开科技有限公司</w:t>
+            </w:r>
+          </w:p>
+        </w:tc>
+        <w:tc>
+          <w:tcPr>
+            <w:tcW w:type="dxa" w:w="2160"/>
+          </w:tcPr>
+          <w:p>
+            <w:r>
+              <w:t>消费科技</w:t>
+            </w:r>
+          </w:p>
+        </w:tc>
+        <w:tc>
+          <w:tcPr>
+            <w:tcW w:type="dxa" w:w="2160"/>
+          </w:tcPr>
+          <w:p>
+            <w:r>
+              <w:t>375亿</w:t>
+            </w:r>
+          </w:p>
+        </w:tc>
+        <w:tc>
+          <w:tcPr>
+            <w:tcW w:type="dxa" w:w="2160"/>
+          </w:tcPr>
+          <w:p>
+            <w:r>
+              <w:t>25%</w:t>
+            </w:r>
+          </w:p>
+        </w:tc>
+      </w:tr>
+      <w:tr>
+        <w:tc>
+          <w:tcPr>
+            <w:tcW w:type="dxa" w:w="2160"/>
+          </w:tcPr>
+          <w:p>
+            <w:r>
+              <w:t>雨林木风计算机科技有限公司</w:t>
+            </w:r>
+          </w:p>
+        </w:tc>
+        <w:tc>
+          <w:tcPr>
+            <w:tcW w:type="dxa" w:w="2160"/>
+          </w:tcPr>
+          <w:p>
+            <w:r>
+              <w:t>半导体</w:t>
+            </w:r>
+          </w:p>
+        </w:tc>
+        <w:tc>
+          <w:tcPr>
+            <w:tcW w:type="dxa" w:w="2160"/>
+          </w:tcPr>
+          <w:p>
+            <w:r>
+              <w:t>543亿</w:t>
+            </w:r>
+          </w:p>
+        </w:tc>
+        <w:tc>
+          <w:tcPr>
+            <w:tcW w:type="dxa" w:w="2160"/>
+          </w:tcPr>
+          <w:p>
+            <w:r>
+              <w:t>12%</w:t>
+            </w:r>
+          </w:p>
+        </w:tc>
+      </w:tr>
+      <w:tr>
+        <w:tc>
+          <w:tcPr>
+            <w:tcW w:type="dxa" w:w="2160"/>
+          </w:tcPr>
+          <w:p>
+            <w:r>
+              <w:t>联通时科传媒有限公司</w:t>
+            </w:r>
+          </w:p>
+        </w:tc>
+        <w:tc>
+          <w:tcPr>
+            <w:tcW w:type="dxa" w:w="2160"/>
+          </w:tcPr>
+          <w:p>
+            <w:r>
+              <w:t>消费科技</w:t>
+            </w:r>
+          </w:p>
+        </w:tc>
+        <w:tc>
+          <w:tcPr>
+            <w:tcW w:type="dxa" w:w="2160"/>
+          </w:tcPr>
+          <w:p>
+            <w:r>
+              <w:t>389亿</w:t>
+            </w:r>
+          </w:p>
+        </w:tc>
+        <w:tc>
+          <w:tcPr>
+            <w:tcW w:type="dxa" w:w="2160"/>
+          </w:tcPr>
+          <w:p>
+            <w:r>
+              <w:t>23%</w:t>
+            </w:r>
+          </w:p>
+        </w:tc>
+      </w:tr>
+      <w:tr>
+        <w:tc>
+          <w:tcPr>
+            <w:tcW w:type="dxa" w:w="2160"/>
+          </w:tcPr>
+          <w:p>
+            <w:r>
+              <w:t>毕博诚信息有限公司</w:t>
+            </w:r>
+          </w:p>
+        </w:tc>
+        <w:tc>
+          <w:tcPr>
+            <w:tcW w:type="dxa" w:w="2160"/>
+          </w:tcPr>
+          <w:p>
+            <w:r>
+              <w:t>机器人</w:t>
+            </w:r>
+          </w:p>
+        </w:tc>
+        <w:tc>
+          <w:tcPr>
+            <w:tcW w:type="dxa" w:w="2160"/>
+          </w:tcPr>
+          <w:p>
+            <w:r>
+              <w:t>487亿</w:t>
+            </w:r>
+          </w:p>
+        </w:tc>
+        <w:tc>
+          <w:tcPr>
+            <w:tcW w:type="dxa" w:w="2160"/>
+          </w:tcPr>
+          <w:p>
+            <w:r>
+              <w:t>26%</w:t>
+            </w:r>
+          </w:p>
+        </w:tc>
+      </w:tr>
+      <w:tr>
+        <w:tc>
+          <w:tcPr>
+            <w:tcW w:type="dxa" w:w="2160"/>
+          </w:tcPr>
+          <w:p>
+            <w:r>
+              <w:t>通际名联科技有限公司</w:t>
+            </w:r>
+          </w:p>
+        </w:tc>
+        <w:tc>
+          <w:tcPr>
+            <w:tcW w:type="dxa" w:w="2160"/>
+          </w:tcPr>
+          <w:p>
+            <w:r>
+              <w:t>人工智能</w:t>
+            </w:r>
+          </w:p>
+        </w:tc>
+        <w:tc>
+          <w:tcPr>
+            <w:tcW w:type="dxa" w:w="2160"/>
+          </w:tcPr>
+          <w:p>
+            <w:r>
+              <w:t>129亿</w:t>
+            </w:r>
+          </w:p>
+        </w:tc>
+        <w:tc>
+          <w:tcPr>
+            <w:tcW w:type="dxa" w:w="2160"/>
+          </w:tcPr>
+          <w:p>
+            <w:r>
+              <w:t>16%</w:t>
+            </w:r>
+          </w:p>
+        </w:tc>
+      </w:tr>
+      <w:tr>
+        <w:tc>
+          <w:tcPr>
+            <w:tcW w:type="dxa" w:w="2160"/>
+          </w:tcPr>
+          <w:p>
+            <w:r>
+              <w:t>泰麒麟网络有限公司</w:t>
+            </w:r>
+          </w:p>
+        </w:tc>
+        <w:tc>
+          <w:tcPr>
+            <w:tcW w:type="dxa" w:w="2160"/>
+          </w:tcPr>
+          <w:p>
+            <w:r>
+              <w:t>云计算</w:t>
+            </w:r>
+          </w:p>
+        </w:tc>
+        <w:tc>
+          <w:tcPr>
+            <w:tcW w:type="dxa" w:w="2160"/>
+          </w:tcPr>
+          <w:p>
+            <w:r>
+              <w:t>379亿</w:t>
+            </w:r>
+          </w:p>
+        </w:tc>
+        <w:tc>
+          <w:tcPr>
+            <w:tcW w:type="dxa" w:w="2160"/>
+          </w:tcPr>
+          <w:p>
+            <w:r>
+              <w:t>28%</w:t>
+            </w:r>
+          </w:p>
+        </w:tc>
+      </w:tr>
+      <w:tr>
+        <w:tc>
+          <w:tcPr>
+            <w:tcW w:type="dxa" w:w="2160"/>
+          </w:tcPr>
+          <w:p>
+            <w:r>
+              <w:t>飞海科技传媒有限公司</w:t>
+            </w:r>
+          </w:p>
+        </w:tc>
+        <w:tc>
+          <w:tcPr>
+            <w:tcW w:type="dxa" w:w="2160"/>
+          </w:tcPr>
+          <w:p>
+            <w:r>
+              <w:t>消费科技</w:t>
+            </w:r>
+          </w:p>
+        </w:tc>
+        <w:tc>
+          <w:tcPr>
+            <w:tcW w:type="dxa" w:w="2160"/>
+          </w:tcPr>
+          <w:p>
+            <w:r>
+              <w:t>132亿</w:t>
+            </w:r>
+          </w:p>
+        </w:tc>
+        <w:tc>
+          <w:tcPr>
+            <w:tcW w:type="dxa" w:w="2160"/>
+          </w:tcPr>
+          <w:p>
+            <w:r>
+              <w:t>18%</w:t>
+            </w:r>
+          </w:p>
+        </w:tc>
+      </w:tr>
+      <w:tr>
+        <w:tc>
+          <w:tcPr>
+            <w:tcW w:type="dxa" w:w="2160"/>
+          </w:tcPr>
+          <w:p>
+            <w:r>
+              <w:t>信诚致远网络有限公司</w:t>
+            </w:r>
+          </w:p>
+        </w:tc>
+        <w:tc>
+          <w:tcPr>
+            <w:tcW w:type="dxa" w:w="2160"/>
+          </w:tcPr>
+          <w:p>
+            <w:r>
+              <w:t>半导体</w:t>
+            </w:r>
+          </w:p>
+        </w:tc>
+        <w:tc>
+          <w:tcPr>
+            <w:tcW w:type="dxa" w:w="2160"/>
+          </w:tcPr>
+          <w:p>
+            <w:r>
+              <w:t>670亿</w:t>
+            </w:r>
+          </w:p>
+        </w:tc>
+        <w:tc>
+          <w:tcPr>
+            <w:tcW w:type="dxa" w:w="2160"/>
+          </w:tcPr>
+          <w:p>
+            <w:r>
+              <w:t>15%</w:t>
+            </w:r>
+          </w:p>
+        </w:tc>
+      </w:tr>
+      <w:tr>
+        <w:tc>
+          <w:tcPr>
+            <w:tcW w:type="dxa" w:w="2160"/>
+          </w:tcPr>
+          <w:p>
+            <w:r>
+              <w:t>华成育卓科技有限公司</w:t>
+            </w:r>
+          </w:p>
+        </w:tc>
+        <w:tc>
+          <w:tcPr>
+            <w:tcW w:type="dxa" w:w="2160"/>
+          </w:tcPr>
+          <w:p>
+            <w:r>
+              <w:t>医疗科技</w:t>
+            </w:r>
+          </w:p>
+        </w:tc>
+        <w:tc>
+          <w:tcPr>
+            <w:tcW w:type="dxa" w:w="2160"/>
+          </w:tcPr>
+          <w:p>
+            <w:r>
+              <w:t>615亿</w:t>
+            </w:r>
+          </w:p>
+        </w:tc>
+        <w:tc>
+          <w:tcPr>
+            <w:tcW w:type="dxa" w:w="2160"/>
+          </w:tcPr>
+          <w:p>
+            <w:r>
+              <w:t>20%</w:t>
+            </w:r>
+          </w:p>
+        </w:tc>
+      </w:tr>
+      <w:tr>
+        <w:tc>
+          <w:tcPr>
+            <w:tcW w:type="dxa" w:w="2160"/>
+          </w:tcPr>
+          <w:p>
+            <w:r>
+              <w:t>飞海科技传媒有限公司</w:t>
+            </w:r>
+          </w:p>
+        </w:tc>
+        <w:tc>
+          <w:tcPr>
+            <w:tcW w:type="dxa" w:w="2160"/>
+          </w:tcPr>
+          <w:p>
+            <w:r>
+              <w:t>消费科技</w:t>
+            </w:r>
+          </w:p>
+        </w:tc>
+        <w:tc>
+          <w:tcPr>
+            <w:tcW w:type="dxa" w:w="2160"/>
+          </w:tcPr>
+          <w:p>
+            <w:r>
+              <w:t>388亿</w:t>
+            </w:r>
+          </w:p>
+        </w:tc>
+        <w:tc>
+          <w:tcPr>
+            <w:tcW w:type="dxa" w:w="2160"/>
+          </w:tcPr>
+          <w:p>
+            <w:r>
+              <w:t>19%</w:t>
+            </w:r>
+          </w:p>
+        </w:tc>
+      </w:tr>
+      <w:tr>
+        <w:tc>
+          <w:tcPr>
+            <w:tcW w:type="dxa" w:w="2160"/>
+          </w:tcPr>
+          <w:p>
+            <w:r>
+              <w:t>信诚致远科技有限公司</w:t>
+            </w:r>
+          </w:p>
+        </w:tc>
+        <w:tc>
+          <w:tcPr>
+            <w:tcW w:type="dxa" w:w="2160"/>
+          </w:tcPr>
+          <w:p>
+            <w:r>
+              <w:t>云计算</w:t>
+            </w:r>
+          </w:p>
+        </w:tc>
+        <w:tc>
+          <w:tcPr>
+            <w:tcW w:type="dxa" w:w="2160"/>
+          </w:tcPr>
+          <w:p>
+            <w:r>
+              <w:t>511亿</w:t>
+            </w:r>
+          </w:p>
+        </w:tc>
+        <w:tc>
+          <w:tcPr>
+            <w:tcW w:type="dxa" w:w="2160"/>
+          </w:tcPr>
+          <w:p>
+            <w:r>
+              <w:t>13%</w:t>
+            </w:r>
+          </w:p>
+        </w:tc>
+      </w:tr>
+    </w:tbl>
+    <w:p>
+      <w:pPr>
+        <w:pStyle w:val="Heading1"/>
+      </w:pPr>
+      <w:r>
+        <w:t>行业分析 3</w:t>
+      </w:r>
+    </w:p>
+    <w:p>
+      <w:r>
+        <w:br/>
+        <w:t>华辰资本旗下的 HC Alpha Growth Fund 在最近的资产配置会议中</w:t>
+        <w:br/>
+        <w:t>讨论了 人工智能 行业的投资机会，并对 华成育卓传媒有限公司</w:t>
+        <w:br/>
+        <w:t>进行了重点评估。</w:t>
+        <w:br/>
+      </w:r>
+    </w:p>
+    <w:p>
+      <w:r>
+        <w:br/>
+        <w:t>华辰资本旗下的 HC Quant Arbitrage Fund 在最近的资产配置会议中</w:t>
+        <w:br/>
+        <w:t>讨论了 云计算 行业的投资机会，并对 创联世纪信息有限公司</w:t>
+        <w:br/>
+        <w:t>进行了重点评估。</w:t>
+        <w:br/>
+      </w:r>
+    </w:p>
+    <w:p>
+      <w:r>
+        <w:br/>
+        <w:t>风险管理部认为，机器人 行业仍然面临若干</w:t>
+        <w:br/>
+        <w:t>不确定性因素，包括技术迭代风险、政策变化、</w:t>
+        <w:br/>
+        <w:t>以及市场竞争加剧等问题。</w:t>
         <w:br/>
       </w:r>
     </w:p>
@@ -82,7 +1620,791 @@
         <w:br/>
         <w:t>中游平台企业以及下游应用厂商组成。</w:t>
         <w:br/>
-        <w:t>快讯网络有限公司 主要位于产业链的 下游 环节。</w:t>
+        <w:t>戴硕电子网络有限公司 主要位于产业链的 下游 环节。</w:t>
+        <w:br/>
+      </w:r>
+    </w:p>
+    <w:p>
+      <w:r>
+        <w:br/>
+        <w:t>通际名联科技有限公司 是中国 人工智能 行业的重要企业之一。</w:t>
+        <w:br/>
+        <w:t>根据华辰资本 资产配置委员会 的研究，该公司成立于 2011 年，</w:t>
+        <w:br/>
+        <w:t>目前员工规模约 6459 人。公司近年来持续加大研发投入，</w:t>
+        <w:br/>
+        <w:t>在核心技术方面形成了较强的竞争壁垒。</w:t>
+        <w:br/>
+      </w:r>
+    </w:p>
+    <w:p>
+      <w:r>
+        <w:br/>
+        <w:t>明腾传媒有限公司 是中国 人工智能 行业的重要企业之一。</w:t>
+        <w:br/>
+        <w:t>根据华辰资本 投资委员会 的研究，该公司成立于 2011 年，</w:t>
+        <w:br/>
+        <w:t>目前员工规模约 2688 人。公司近年来持续加大研发投入，</w:t>
+        <w:br/>
+        <w:t>在核心技术方面形成了较强的竞争壁垒。</w:t>
+        <w:br/>
+      </w:r>
+    </w:p>
+    <w:p>
+      <w:r>
+        <w:br/>
+        <w:t>根据内部财务模型测算，良诺科技有限公司 在未来三年</w:t>
+        <w:br/>
+        <w:t>收入复合增长率预计可达到 30% 左右。</w:t>
+        <w:br/>
+        <w:t>该预测基于行业需求增长以及公司产能扩张计划。</w:t>
+        <w:br/>
+      </w:r>
+    </w:p>
+    <w:p>
+      <w:r>
+        <w:br/>
+        <w:t>风险管理部认为，人工智能 行业仍然面临若干</w:t>
+        <w:br/>
+        <w:t>不确定性因素，包括技术迭代风险、政策变化、</w:t>
+        <w:br/>
+        <w:t>以及市场竞争加剧等问题。</w:t>
+        <w:br/>
+      </w:r>
+    </w:p>
+    <w:tbl>
+      <w:tblPr>
+        <w:tblW w:type="auto" w:w="0"/>
+        <w:tblLook w:firstColumn="1" w:firstRow="1" w:lastColumn="0" w:lastRow="0" w:noHBand="0" w:noVBand="1" w:val="04A0"/>
+      </w:tblPr>
+      <w:tblGrid>
+        <w:gridCol w:w="2160"/>
+        <w:gridCol w:w="2160"/>
+        <w:gridCol w:w="2160"/>
+        <w:gridCol w:w="2160"/>
+      </w:tblGrid>
+      <w:tr>
+        <w:tc>
+          <w:tcPr>
+            <w:tcW w:type="dxa" w:w="2160"/>
+          </w:tcPr>
+          <w:p>
+            <w:r>
+              <w:t>公司</w:t>
+            </w:r>
+          </w:p>
+        </w:tc>
+        <w:tc>
+          <w:tcPr>
+            <w:tcW w:type="dxa" w:w="2160"/>
+          </w:tcPr>
+          <w:p>
+            <w:r>
+              <w:t>行业</w:t>
+            </w:r>
+          </w:p>
+        </w:tc>
+        <w:tc>
+          <w:tcPr>
+            <w:tcW w:type="dxa" w:w="2160"/>
+          </w:tcPr>
+          <w:p>
+            <w:r>
+              <w:t>市值</w:t>
+            </w:r>
+          </w:p>
+        </w:tc>
+        <w:tc>
+          <w:tcPr>
+            <w:tcW w:type="dxa" w:w="2160"/>
+          </w:tcPr>
+          <w:p>
+            <w:r>
+              <w:t>增长率</w:t>
+            </w:r>
+          </w:p>
+        </w:tc>
+      </w:tr>
+      <w:tr>
+        <w:tc>
+          <w:tcPr>
+            <w:tcW w:type="dxa" w:w="2160"/>
+          </w:tcPr>
+          <w:p>
+            <w:r>
+              <w:t>惠派国际公司科技有限公司</w:t>
+            </w:r>
+          </w:p>
+        </w:tc>
+        <w:tc>
+          <w:tcPr>
+            <w:tcW w:type="dxa" w:w="2160"/>
+          </w:tcPr>
+          <w:p>
+            <w:r>
+              <w:t>人工智能</w:t>
+            </w:r>
+          </w:p>
+        </w:tc>
+        <w:tc>
+          <w:tcPr>
+            <w:tcW w:type="dxa" w:w="2160"/>
+          </w:tcPr>
+          <w:p>
+            <w:r>
+              <w:t>463亿</w:t>
+            </w:r>
+          </w:p>
+        </w:tc>
+        <w:tc>
+          <w:tcPr>
+            <w:tcW w:type="dxa" w:w="2160"/>
+          </w:tcPr>
+          <w:p>
+            <w:r>
+              <w:t>30%</w:t>
+            </w:r>
+          </w:p>
+        </w:tc>
+      </w:tr>
+      <w:tr>
+        <w:tc>
+          <w:tcPr>
+            <w:tcW w:type="dxa" w:w="2160"/>
+          </w:tcPr>
+          <w:p>
+            <w:r>
+              <w:t>飞海科技传媒有限公司</w:t>
+            </w:r>
+          </w:p>
+        </w:tc>
+        <w:tc>
+          <w:tcPr>
+            <w:tcW w:type="dxa" w:w="2160"/>
+          </w:tcPr>
+          <w:p>
+            <w:r>
+              <w:t>消费科技</w:t>
+            </w:r>
+          </w:p>
+        </w:tc>
+        <w:tc>
+          <w:tcPr>
+            <w:tcW w:type="dxa" w:w="2160"/>
+          </w:tcPr>
+          <w:p>
+            <w:r>
+              <w:t>288亿</w:t>
+            </w:r>
+          </w:p>
+        </w:tc>
+        <w:tc>
+          <w:tcPr>
+            <w:tcW w:type="dxa" w:w="2160"/>
+          </w:tcPr>
+          <w:p>
+            <w:r>
+              <w:t>26%</w:t>
+            </w:r>
+          </w:p>
+        </w:tc>
+      </w:tr>
+      <w:tr>
+        <w:tc>
+          <w:tcPr>
+            <w:tcW w:type="dxa" w:w="2160"/>
+          </w:tcPr>
+          <w:p>
+            <w:r>
+              <w:t>富罳网络有限公司</w:t>
+            </w:r>
+          </w:p>
+        </w:tc>
+        <w:tc>
+          <w:tcPr>
+            <w:tcW w:type="dxa" w:w="2160"/>
+          </w:tcPr>
+          <w:p>
+            <w:r>
+              <w:t>新能源</w:t>
+            </w:r>
+          </w:p>
+        </w:tc>
+        <w:tc>
+          <w:tcPr>
+            <w:tcW w:type="dxa" w:w="2160"/>
+          </w:tcPr>
+          <w:p>
+            <w:r>
+              <w:t>284亿</w:t>
+            </w:r>
+          </w:p>
+        </w:tc>
+        <w:tc>
+          <w:tcPr>
+            <w:tcW w:type="dxa" w:w="2160"/>
+          </w:tcPr>
+          <w:p>
+            <w:r>
+              <w:t>9%</w:t>
+            </w:r>
+          </w:p>
+        </w:tc>
+      </w:tr>
+      <w:tr>
+        <w:tc>
+          <w:tcPr>
+            <w:tcW w:type="dxa" w:w="2160"/>
+          </w:tcPr>
+          <w:p>
+            <w:r>
+              <w:t>联通时科传媒有限公司</w:t>
+            </w:r>
+          </w:p>
+        </w:tc>
+        <w:tc>
+          <w:tcPr>
+            <w:tcW w:type="dxa" w:w="2160"/>
+          </w:tcPr>
+          <w:p>
+            <w:r>
+              <w:t>消费科技</w:t>
+            </w:r>
+          </w:p>
+        </w:tc>
+        <w:tc>
+          <w:tcPr>
+            <w:tcW w:type="dxa" w:w="2160"/>
+          </w:tcPr>
+          <w:p>
+            <w:r>
+              <w:t>721亿</w:t>
+            </w:r>
+          </w:p>
+        </w:tc>
+        <w:tc>
+          <w:tcPr>
+            <w:tcW w:type="dxa" w:w="2160"/>
+          </w:tcPr>
+          <w:p>
+            <w:r>
+              <w:t>7%</w:t>
+            </w:r>
+          </w:p>
+        </w:tc>
+      </w:tr>
+      <w:tr>
+        <w:tc>
+          <w:tcPr>
+            <w:tcW w:type="dxa" w:w="2160"/>
+          </w:tcPr>
+          <w:p>
+            <w:r>
+              <w:t>通际名联科技有限公司</w:t>
+            </w:r>
+          </w:p>
+        </w:tc>
+        <w:tc>
+          <w:tcPr>
+            <w:tcW w:type="dxa" w:w="2160"/>
+          </w:tcPr>
+          <w:p>
+            <w:r>
+              <w:t>人工智能</w:t>
+            </w:r>
+          </w:p>
+        </w:tc>
+        <w:tc>
+          <w:tcPr>
+            <w:tcW w:type="dxa" w:w="2160"/>
+          </w:tcPr>
+          <w:p>
+            <w:r>
+              <w:t>352亿</w:t>
+            </w:r>
+          </w:p>
+        </w:tc>
+        <w:tc>
+          <w:tcPr>
+            <w:tcW w:type="dxa" w:w="2160"/>
+          </w:tcPr>
+          <w:p>
+            <w:r>
+              <w:t>16%</w:t>
+            </w:r>
+          </w:p>
+        </w:tc>
+      </w:tr>
+      <w:tr>
+        <w:tc>
+          <w:tcPr>
+            <w:tcW w:type="dxa" w:w="2160"/>
+          </w:tcPr>
+          <w:p>
+            <w:r>
+              <w:t>明腾传媒有限公司</w:t>
+            </w:r>
+          </w:p>
+        </w:tc>
+        <w:tc>
+          <w:tcPr>
+            <w:tcW w:type="dxa" w:w="2160"/>
+          </w:tcPr>
+          <w:p>
+            <w:r>
+              <w:t>人工智能</w:t>
+            </w:r>
+          </w:p>
+        </w:tc>
+        <w:tc>
+          <w:tcPr>
+            <w:tcW w:type="dxa" w:w="2160"/>
+          </w:tcPr>
+          <w:p>
+            <w:r>
+              <w:t>726亿</w:t>
+            </w:r>
+          </w:p>
+        </w:tc>
+        <w:tc>
+          <w:tcPr>
+            <w:tcW w:type="dxa" w:w="2160"/>
+          </w:tcPr>
+          <w:p>
+            <w:r>
+              <w:t>29%</w:t>
+            </w:r>
+          </w:p>
+        </w:tc>
+      </w:tr>
+      <w:tr>
+        <w:tc>
+          <w:tcPr>
+            <w:tcW w:type="dxa" w:w="2160"/>
+          </w:tcPr>
+          <w:p>
+            <w:r>
+              <w:t>中建创业科技有限公司</w:t>
+            </w:r>
+          </w:p>
+        </w:tc>
+        <w:tc>
+          <w:tcPr>
+            <w:tcW w:type="dxa" w:w="2160"/>
+          </w:tcPr>
+          <w:p>
+            <w:r>
+              <w:t>半导体</w:t>
+            </w:r>
+          </w:p>
+        </w:tc>
+        <w:tc>
+          <w:tcPr>
+            <w:tcW w:type="dxa" w:w="2160"/>
+          </w:tcPr>
+          <w:p>
+            <w:r>
+              <w:t>400亿</w:t>
+            </w:r>
+          </w:p>
+        </w:tc>
+        <w:tc>
+          <w:tcPr>
+            <w:tcW w:type="dxa" w:w="2160"/>
+          </w:tcPr>
+          <w:p>
+            <w:r>
+              <w:t>14%</w:t>
+            </w:r>
+          </w:p>
+        </w:tc>
+      </w:tr>
+      <w:tr>
+        <w:tc>
+          <w:tcPr>
+            <w:tcW w:type="dxa" w:w="2160"/>
+          </w:tcPr>
+          <w:p>
+            <w:r>
+              <w:t>联通时科传媒有限公司</w:t>
+            </w:r>
+          </w:p>
+        </w:tc>
+        <w:tc>
+          <w:tcPr>
+            <w:tcW w:type="dxa" w:w="2160"/>
+          </w:tcPr>
+          <w:p>
+            <w:r>
+              <w:t>消费科技</w:t>
+            </w:r>
+          </w:p>
+        </w:tc>
+        <w:tc>
+          <w:tcPr>
+            <w:tcW w:type="dxa" w:w="2160"/>
+          </w:tcPr>
+          <w:p>
+            <w:r>
+              <w:t>237亿</w:t>
+            </w:r>
+          </w:p>
+        </w:tc>
+        <w:tc>
+          <w:tcPr>
+            <w:tcW w:type="dxa" w:w="2160"/>
+          </w:tcPr>
+          <w:p>
+            <w:r>
+              <w:t>24%</w:t>
+            </w:r>
+          </w:p>
+        </w:tc>
+      </w:tr>
+      <w:tr>
+        <w:tc>
+          <w:tcPr>
+            <w:tcW w:type="dxa" w:w="2160"/>
+          </w:tcPr>
+          <w:p>
+            <w:r>
+              <w:t>中建创业科技有限公司</w:t>
+            </w:r>
+          </w:p>
+        </w:tc>
+        <w:tc>
+          <w:tcPr>
+            <w:tcW w:type="dxa" w:w="2160"/>
+          </w:tcPr>
+          <w:p>
+            <w:r>
+              <w:t>半导体</w:t>
+            </w:r>
+          </w:p>
+        </w:tc>
+        <w:tc>
+          <w:tcPr>
+            <w:tcW w:type="dxa" w:w="2160"/>
+          </w:tcPr>
+          <w:p>
+            <w:r>
+              <w:t>269亿</w:t>
+            </w:r>
+          </w:p>
+        </w:tc>
+        <w:tc>
+          <w:tcPr>
+            <w:tcW w:type="dxa" w:w="2160"/>
+          </w:tcPr>
+          <w:p>
+            <w:r>
+              <w:t>18%</w:t>
+            </w:r>
+          </w:p>
+        </w:tc>
+      </w:tr>
+      <w:tr>
+        <w:tc>
+          <w:tcPr>
+            <w:tcW w:type="dxa" w:w="2160"/>
+          </w:tcPr>
+          <w:p>
+            <w:r>
+              <w:t>华泰通安网络有限公司</w:t>
+            </w:r>
+          </w:p>
+        </w:tc>
+        <w:tc>
+          <w:tcPr>
+            <w:tcW w:type="dxa" w:w="2160"/>
+          </w:tcPr>
+          <w:p>
+            <w:r>
+              <w:t>半导体</w:t>
+            </w:r>
+          </w:p>
+        </w:tc>
+        <w:tc>
+          <w:tcPr>
+            <w:tcW w:type="dxa" w:w="2160"/>
+          </w:tcPr>
+          <w:p>
+            <w:r>
+              <w:t>122亿</w:t>
+            </w:r>
+          </w:p>
+        </w:tc>
+        <w:tc>
+          <w:tcPr>
+            <w:tcW w:type="dxa" w:w="2160"/>
+          </w:tcPr>
+          <w:p>
+            <w:r>
+              <w:t>16%</w:t>
+            </w:r>
+          </w:p>
+        </w:tc>
+      </w:tr>
+      <w:tr>
+        <w:tc>
+          <w:tcPr>
+            <w:tcW w:type="dxa" w:w="2160"/>
+          </w:tcPr>
+          <w:p>
+            <w:r>
+              <w:t>方正科技信息有限公司</w:t>
+            </w:r>
+          </w:p>
+        </w:tc>
+        <w:tc>
+          <w:tcPr>
+            <w:tcW w:type="dxa" w:w="2160"/>
+          </w:tcPr>
+          <w:p>
+            <w:r>
+              <w:t>消费科技</w:t>
+            </w:r>
+          </w:p>
+        </w:tc>
+        <w:tc>
+          <w:tcPr>
+            <w:tcW w:type="dxa" w:w="2160"/>
+          </w:tcPr>
+          <w:p>
+            <w:r>
+              <w:t>367亿</w:t>
+            </w:r>
+          </w:p>
+        </w:tc>
+        <w:tc>
+          <w:tcPr>
+            <w:tcW w:type="dxa" w:w="2160"/>
+          </w:tcPr>
+          <w:p>
+            <w:r>
+              <w:t>17%</w:t>
+            </w:r>
+          </w:p>
+        </w:tc>
+      </w:tr>
+      <w:tr>
+        <w:tc>
+          <w:tcPr>
+            <w:tcW w:type="dxa" w:w="2160"/>
+          </w:tcPr>
+          <w:p>
+            <w:r>
+              <w:t>富罳网络有限公司</w:t>
+            </w:r>
+          </w:p>
+        </w:tc>
+        <w:tc>
+          <w:tcPr>
+            <w:tcW w:type="dxa" w:w="2160"/>
+          </w:tcPr>
+          <w:p>
+            <w:r>
+              <w:t>新能源</w:t>
+            </w:r>
+          </w:p>
+        </w:tc>
+        <w:tc>
+          <w:tcPr>
+            <w:tcW w:type="dxa" w:w="2160"/>
+          </w:tcPr>
+          <w:p>
+            <w:r>
+              <w:t>232亿</w:t>
+            </w:r>
+          </w:p>
+        </w:tc>
+        <w:tc>
+          <w:tcPr>
+            <w:tcW w:type="dxa" w:w="2160"/>
+          </w:tcPr>
+          <w:p>
+            <w:r>
+              <w:t>25%</w:t>
+            </w:r>
+          </w:p>
+        </w:tc>
+      </w:tr>
+      <w:tr>
+        <w:tc>
+          <w:tcPr>
+            <w:tcW w:type="dxa" w:w="2160"/>
+          </w:tcPr>
+          <w:p>
+            <w:r>
+              <w:t>鑫博腾飞信息有限公司</w:t>
+            </w:r>
+          </w:p>
+        </w:tc>
+        <w:tc>
+          <w:tcPr>
+            <w:tcW w:type="dxa" w:w="2160"/>
+          </w:tcPr>
+          <w:p>
+            <w:r>
+              <w:t>消费科技</w:t>
+            </w:r>
+          </w:p>
+        </w:tc>
+        <w:tc>
+          <w:tcPr>
+            <w:tcW w:type="dxa" w:w="2160"/>
+          </w:tcPr>
+          <w:p>
+            <w:r>
+              <w:t>200亿</w:t>
+            </w:r>
+          </w:p>
+        </w:tc>
+        <w:tc>
+          <w:tcPr>
+            <w:tcW w:type="dxa" w:w="2160"/>
+          </w:tcPr>
+          <w:p>
+            <w:r>
+              <w:t>7%</w:t>
+            </w:r>
+          </w:p>
+        </w:tc>
+      </w:tr>
+      <w:tr>
+        <w:tc>
+          <w:tcPr>
+            <w:tcW w:type="dxa" w:w="2160"/>
+          </w:tcPr>
+          <w:p>
+            <w:r>
+              <w:t>新格林耐特网络有限公司</w:t>
+            </w:r>
+          </w:p>
+        </w:tc>
+        <w:tc>
+          <w:tcPr>
+            <w:tcW w:type="dxa" w:w="2160"/>
+          </w:tcPr>
+          <w:p>
+            <w:r>
+              <w:t>人工智能</w:t>
+            </w:r>
+          </w:p>
+        </w:tc>
+        <w:tc>
+          <w:tcPr>
+            <w:tcW w:type="dxa" w:w="2160"/>
+          </w:tcPr>
+          <w:p>
+            <w:r>
+              <w:t>564亿</w:t>
+            </w:r>
+          </w:p>
+        </w:tc>
+        <w:tc>
+          <w:tcPr>
+            <w:tcW w:type="dxa" w:w="2160"/>
+          </w:tcPr>
+          <w:p>
+            <w:r>
+              <w:t>27%</w:t>
+            </w:r>
+          </w:p>
+        </w:tc>
+      </w:tr>
+      <w:tr>
+        <w:tc>
+          <w:tcPr>
+            <w:tcW w:type="dxa" w:w="2160"/>
+          </w:tcPr>
+          <w:p>
+            <w:r>
+              <w:t>华成育卓科技有限公司</w:t>
+            </w:r>
+          </w:p>
+        </w:tc>
+        <w:tc>
+          <w:tcPr>
+            <w:tcW w:type="dxa" w:w="2160"/>
+          </w:tcPr>
+          <w:p>
+            <w:r>
+              <w:t>医疗科技</w:t>
+            </w:r>
+          </w:p>
+        </w:tc>
+        <w:tc>
+          <w:tcPr>
+            <w:tcW w:type="dxa" w:w="2160"/>
+          </w:tcPr>
+          <w:p>
+            <w:r>
+              <w:t>239亿</w:t>
+            </w:r>
+          </w:p>
+        </w:tc>
+        <w:tc>
+          <w:tcPr>
+            <w:tcW w:type="dxa" w:w="2160"/>
+          </w:tcPr>
+          <w:p>
+            <w:r>
+              <w:t>10%</w:t>
+            </w:r>
+          </w:p>
+        </w:tc>
+      </w:tr>
+    </w:tbl>
+    <w:p>
+      <w:pPr>
+        <w:pStyle w:val="Heading1"/>
+      </w:pPr>
+      <w:r>
+        <w:t>行业分析 4</w:t>
+      </w:r>
+    </w:p>
+    <w:p>
+      <w:r>
+        <w:br/>
+        <w:t>从产业链角度看，人工智能 行业主要由上游设备厂商、</w:t>
+        <w:br/>
+        <w:t>中游平台企业以及下游应用厂商组成。</w:t>
+        <w:br/>
+        <w:t>华成育卓传媒有限公司 主要位于产业链的 上游 环节。</w:t>
+        <w:br/>
+      </w:r>
+    </w:p>
+    <w:p>
+      <w:r>
+        <w:br/>
+        <w:t>根据内部财务模型测算，创汇传媒有限公司 在未来三年</w:t>
+        <w:br/>
+        <w:t>收入复合增长率预计可达到 34% 左右。</w:t>
+        <w:br/>
+        <w:t>该预测基于行业需求增长以及公司产能扩张计划。</w:t>
+        <w:br/>
+      </w:r>
+    </w:p>
+    <w:p>
+      <w:r>
+        <w:br/>
+        <w:t>华辰资本旗下的 HC Quant Arbitrage Fund 在最近的资产配置会议中</w:t>
+        <w:br/>
+        <w:t>讨论了 云计算 行业的投资机会，并对 泰麒麟网络有限公司</w:t>
+        <w:br/>
+        <w:t>进行了重点评估。</w:t>
+        <w:br/>
+      </w:r>
+    </w:p>
+    <w:p>
+      <w:r>
+        <w:br/>
+        <w:t>风险管理部认为，人工智能 行业仍然面临若干</w:t>
+        <w:br/>
+        <w:t>不确定性因素，包括技术迭代风险、政策变化、</w:t>
+        <w:br/>
+        <w:t>以及市场竞争加剧等问题。</w:t>
         <w:br/>
       </w:r>
     </w:p>
@@ -91,7 +2413,7 @@
         <w:br/>
         <w:t>华辰资本旗下的 HC Alpha Growth Fund 在最近的资产配置会议中</w:t>
         <w:br/>
-        <w:t>讨论了 云计算 行业的投资机会，并对 浦华众城信息有限公司</w:t>
+        <w:t>讨论了 消费科技 行业的投资机会，并对 方正科技信息有限公司</w:t>
         <w:br/>
         <w:t>进行了重点评估。</w:t>
         <w:br/>
@@ -100,11 +2422,35 @@
     <w:p>
       <w:r>
         <w:br/>
-        <w:t>富罳信息有限公司 是中国 医疗科技 行业的重要企业之一。</w:t>
+        <w:t>风险管理部认为，机器人 行业仍然面临若干</w:t>
         <w:br/>
-        <w:t>根据华辰资本 风险管理部 的研究，该公司成立于 2018 年，</w:t>
+        <w:t>不确定性因素，包括技术迭代风险、政策变化、</w:t>
         <w:br/>
-        <w:t>目前员工规模约 2035 人。公司近年来持续加大研发投入，</w:t>
+        <w:t>以及市场竞争加剧等问题。</w:t>
+        <w:br/>
+      </w:r>
+    </w:p>
+    <w:p>
+      <w:r>
+        <w:br/>
+        <w:t>泰麒麟网络有限公司 是中国 云计算 行业的重要企业之一。</w:t>
+        <w:br/>
+        <w:t>根据华辰资本 量化研究部 的研究，该公司成立于 2010 年，</w:t>
+        <w:br/>
+        <w:t>目前员工规模约 4251 人。公司近年来持续加大研发投入，</w:t>
+        <w:br/>
+        <w:t>在核心技术方面形成了较强的竞争壁垒。</w:t>
+        <w:br/>
+      </w:r>
+    </w:p>
+    <w:p>
+      <w:r>
+        <w:br/>
+        <w:t>良诺科技有限公司 是中国 云计算 行业的重要企业之一。</w:t>
+        <w:br/>
+        <w:t>根据华辰资本 资产配置委员会 的研究，该公司成立于 2016 年，</w:t>
+        <w:br/>
+        <w:t>目前员工规模约 1663 人。公司近年来持续加大研发投入，</w:t>
         <w:br/>
         <w:t>在核心技术方面形成了较强的竞争壁垒。</w:t>
         <w:br/>
@@ -170,7 +2516,7 @@
           </w:tcPr>
           <w:p>
             <w:r>
-              <w:t>快讯网络有限公司</w:t>
+              <w:t>浦华众城网络有限公司</w:t>
             </w:r>
           </w:p>
         </w:tc>
@@ -190,7 +2536,7 @@
           </w:tcPr>
           <w:p>
             <w:r>
-              <w:t>539亿</w:t>
+              <w:t>717亿</w:t>
             </w:r>
           </w:p>
         </w:tc>
@@ -212,7 +2558,7 @@
           </w:tcPr>
           <w:p>
             <w:r>
-              <w:t>佳禾科技有限公司</w:t>
+              <w:t>中建创业科技有限公司</w:t>
             </w:r>
           </w:p>
         </w:tc>
@@ -232,17 +2578,17 @@
           </w:tcPr>
           <w:p>
             <w:r>
-              <w:t>523亿</w:t>
-            </w:r>
-          </w:p>
-        </w:tc>
-        <w:tc>
-          <w:tcPr>
-            <w:tcW w:type="dxa" w:w="2160"/>
-          </w:tcPr>
-          <w:p>
-            <w:r>
-              <w:t>25%</w:t>
+              <w:t>226亿</w:t>
+            </w:r>
+          </w:p>
+        </w:tc>
+        <w:tc>
+          <w:tcPr>
+            <w:tcW w:type="dxa" w:w="2160"/>
+          </w:tcPr>
+          <w:p>
+            <w:r>
+              <w:t>29%</w:t>
             </w:r>
           </w:p>
         </w:tc>
@@ -254,37 +2600,37 @@
           </w:tcPr>
           <w:p>
             <w:r>
-              <w:t>东方峻景网络有限公司</w:t>
-            </w:r>
-          </w:p>
-        </w:tc>
-        <w:tc>
-          <w:tcPr>
-            <w:tcW w:type="dxa" w:w="2160"/>
-          </w:tcPr>
-          <w:p>
-            <w:r>
-              <w:t>机器人</w:t>
-            </w:r>
-          </w:p>
-        </w:tc>
-        <w:tc>
-          <w:tcPr>
-            <w:tcW w:type="dxa" w:w="2160"/>
-          </w:tcPr>
-          <w:p>
-            <w:r>
-              <w:t>380亿</w:t>
-            </w:r>
-          </w:p>
-        </w:tc>
-        <w:tc>
-          <w:tcPr>
-            <w:tcW w:type="dxa" w:w="2160"/>
-          </w:tcPr>
-          <w:p>
-            <w:r>
-              <w:t>10%</w:t>
+              <w:t>精芯信息有限公司</w:t>
+            </w:r>
+          </w:p>
+        </w:tc>
+        <w:tc>
+          <w:tcPr>
+            <w:tcW w:type="dxa" w:w="2160"/>
+          </w:tcPr>
+          <w:p>
+            <w:r>
+              <w:t>半导体</w:t>
+            </w:r>
+          </w:p>
+        </w:tc>
+        <w:tc>
+          <w:tcPr>
+            <w:tcW w:type="dxa" w:w="2160"/>
+          </w:tcPr>
+          <w:p>
+            <w:r>
+              <w:t>726亿</w:t>
+            </w:r>
+          </w:p>
+        </w:tc>
+        <w:tc>
+          <w:tcPr>
+            <w:tcW w:type="dxa" w:w="2160"/>
+          </w:tcPr>
+          <w:p>
+            <w:r>
+              <w:t>13%</w:t>
             </w:r>
           </w:p>
         </w:tc>
@@ -296,37 +2642,37 @@
           </w:tcPr>
           <w:p>
             <w:r>
-              <w:t>凌云网络有限公司</w:t>
-            </w:r>
-          </w:p>
-        </w:tc>
-        <w:tc>
-          <w:tcPr>
-            <w:tcW w:type="dxa" w:w="2160"/>
-          </w:tcPr>
-          <w:p>
-            <w:r>
-              <w:t>医疗科技</w:t>
-            </w:r>
-          </w:p>
-        </w:tc>
-        <w:tc>
-          <w:tcPr>
-            <w:tcW w:type="dxa" w:w="2160"/>
-          </w:tcPr>
-          <w:p>
-            <w:r>
-              <w:t>644亿</w:t>
-            </w:r>
-          </w:p>
-        </w:tc>
-        <w:tc>
-          <w:tcPr>
-            <w:tcW w:type="dxa" w:w="2160"/>
-          </w:tcPr>
-          <w:p>
-            <w:r>
-              <w:t>9%</w:t>
+              <w:t>信诚致远科技有限公司</w:t>
+            </w:r>
+          </w:p>
+        </w:tc>
+        <w:tc>
+          <w:tcPr>
+            <w:tcW w:type="dxa" w:w="2160"/>
+          </w:tcPr>
+          <w:p>
+            <w:r>
+              <w:t>云计算</w:t>
+            </w:r>
+          </w:p>
+        </w:tc>
+        <w:tc>
+          <w:tcPr>
+            <w:tcW w:type="dxa" w:w="2160"/>
+          </w:tcPr>
+          <w:p>
+            <w:r>
+              <w:t>254亿</w:t>
+            </w:r>
+          </w:p>
+        </w:tc>
+        <w:tc>
+          <w:tcPr>
+            <w:tcW w:type="dxa" w:w="2160"/>
+          </w:tcPr>
+          <w:p>
+            <w:r>
+              <w:t>25%</w:t>
             </w:r>
           </w:p>
         </w:tc>
@@ -338,37 +2684,37 @@
           </w:tcPr>
           <w:p>
             <w:r>
-              <w:t>南康网络有限公司</w:t>
-            </w:r>
-          </w:p>
-        </w:tc>
-        <w:tc>
-          <w:tcPr>
-            <w:tcW w:type="dxa" w:w="2160"/>
-          </w:tcPr>
-          <w:p>
-            <w:r>
-              <w:t>消费科技</w:t>
-            </w:r>
-          </w:p>
-        </w:tc>
-        <w:tc>
-          <w:tcPr>
-            <w:tcW w:type="dxa" w:w="2160"/>
-          </w:tcPr>
-          <w:p>
-            <w:r>
-              <w:t>408亿</w:t>
-            </w:r>
-          </w:p>
-        </w:tc>
-        <w:tc>
-          <w:tcPr>
-            <w:tcW w:type="dxa" w:w="2160"/>
-          </w:tcPr>
-          <w:p>
-            <w:r>
-              <w:t>27%</w:t>
+              <w:t>恩悌网络有限公司</w:t>
+            </w:r>
+          </w:p>
+        </w:tc>
+        <w:tc>
+          <w:tcPr>
+            <w:tcW w:type="dxa" w:w="2160"/>
+          </w:tcPr>
+          <w:p>
+            <w:r>
+              <w:t>新能源</w:t>
+            </w:r>
+          </w:p>
+        </w:tc>
+        <w:tc>
+          <w:tcPr>
+            <w:tcW w:type="dxa" w:w="2160"/>
+          </w:tcPr>
+          <w:p>
+            <w:r>
+              <w:t>141亿</w:t>
+            </w:r>
+          </w:p>
+        </w:tc>
+        <w:tc>
+          <w:tcPr>
+            <w:tcW w:type="dxa" w:w="2160"/>
+          </w:tcPr>
+          <w:p>
+            <w:r>
+              <w:t>16%</w:t>
             </w:r>
           </w:p>
         </w:tc>
@@ -380,37 +2726,37 @@
           </w:tcPr>
           <w:p>
             <w:r>
-              <w:t>南康网络有限公司</w:t>
-            </w:r>
-          </w:p>
-        </w:tc>
-        <w:tc>
-          <w:tcPr>
-            <w:tcW w:type="dxa" w:w="2160"/>
-          </w:tcPr>
-          <w:p>
-            <w:r>
-              <w:t>消费科技</w:t>
-            </w:r>
-          </w:p>
-        </w:tc>
-        <w:tc>
-          <w:tcPr>
-            <w:tcW w:type="dxa" w:w="2160"/>
-          </w:tcPr>
-          <w:p>
-            <w:r>
-              <w:t>411亿</w:t>
-            </w:r>
-          </w:p>
-        </w:tc>
-        <w:tc>
-          <w:tcPr>
-            <w:tcW w:type="dxa" w:w="2160"/>
-          </w:tcPr>
-          <w:p>
-            <w:r>
-              <w:t>29%</w:t>
+              <w:t>华成育卓科技有限公司</w:t>
+            </w:r>
+          </w:p>
+        </w:tc>
+        <w:tc>
+          <w:tcPr>
+            <w:tcW w:type="dxa" w:w="2160"/>
+          </w:tcPr>
+          <w:p>
+            <w:r>
+              <w:t>医疗科技</w:t>
+            </w:r>
+          </w:p>
+        </w:tc>
+        <w:tc>
+          <w:tcPr>
+            <w:tcW w:type="dxa" w:w="2160"/>
+          </w:tcPr>
+          <w:p>
+            <w:r>
+              <w:t>364亿</w:t>
+            </w:r>
+          </w:p>
+        </w:tc>
+        <w:tc>
+          <w:tcPr>
+            <w:tcW w:type="dxa" w:w="2160"/>
+          </w:tcPr>
+          <w:p>
+            <w:r>
+              <w:t>28%</w:t>
             </w:r>
           </w:p>
         </w:tc>
@@ -422,37 +2768,37 @@
           </w:tcPr>
           <w:p>
             <w:r>
-              <w:t>天益科技有限公司</w:t>
-            </w:r>
-          </w:p>
-        </w:tc>
-        <w:tc>
-          <w:tcPr>
-            <w:tcW w:type="dxa" w:w="2160"/>
-          </w:tcPr>
-          <w:p>
-            <w:r>
-              <w:t>半导体</w:t>
-            </w:r>
-          </w:p>
-        </w:tc>
-        <w:tc>
-          <w:tcPr>
-            <w:tcW w:type="dxa" w:w="2160"/>
-          </w:tcPr>
-          <w:p>
-            <w:r>
-              <w:t>624亿</w:t>
-            </w:r>
-          </w:p>
-        </w:tc>
-        <w:tc>
-          <w:tcPr>
-            <w:tcW w:type="dxa" w:w="2160"/>
-          </w:tcPr>
-          <w:p>
-            <w:r>
-              <w:t>7%</w:t>
+              <w:t>泰麒麟网络有限公司</w:t>
+            </w:r>
+          </w:p>
+        </w:tc>
+        <w:tc>
+          <w:tcPr>
+            <w:tcW w:type="dxa" w:w="2160"/>
+          </w:tcPr>
+          <w:p>
+            <w:r>
+              <w:t>云计算</w:t>
+            </w:r>
+          </w:p>
+        </w:tc>
+        <w:tc>
+          <w:tcPr>
+            <w:tcW w:type="dxa" w:w="2160"/>
+          </w:tcPr>
+          <w:p>
+            <w:r>
+              <w:t>665亿</w:t>
+            </w:r>
+          </w:p>
+        </w:tc>
+        <w:tc>
+          <w:tcPr>
+            <w:tcW w:type="dxa" w:w="2160"/>
+          </w:tcPr>
+          <w:p>
+            <w:r>
+              <w:t>9%</w:t>
             </w:r>
           </w:p>
         </w:tc>
@@ -464,37 +2810,37 @@
           </w:tcPr>
           <w:p>
             <w:r>
-              <w:t>浦华众城信息有限公司</w:t>
-            </w:r>
-          </w:p>
-        </w:tc>
-        <w:tc>
-          <w:tcPr>
-            <w:tcW w:type="dxa" w:w="2160"/>
-          </w:tcPr>
-          <w:p>
-            <w:r>
-              <w:t>云计算</w:t>
-            </w:r>
-          </w:p>
-        </w:tc>
-        <w:tc>
-          <w:tcPr>
-            <w:tcW w:type="dxa" w:w="2160"/>
-          </w:tcPr>
-          <w:p>
-            <w:r>
-              <w:t>303亿</w:t>
-            </w:r>
-          </w:p>
-        </w:tc>
-        <w:tc>
-          <w:tcPr>
-            <w:tcW w:type="dxa" w:w="2160"/>
-          </w:tcPr>
-          <w:p>
-            <w:r>
-              <w:t>19%</w:t>
+              <w:t>联软网络有限公司</w:t>
+            </w:r>
+          </w:p>
+        </w:tc>
+        <w:tc>
+          <w:tcPr>
+            <w:tcW w:type="dxa" w:w="2160"/>
+          </w:tcPr>
+          <w:p>
+            <w:r>
+              <w:t>半导体</w:t>
+            </w:r>
+          </w:p>
+        </w:tc>
+        <w:tc>
+          <w:tcPr>
+            <w:tcW w:type="dxa" w:w="2160"/>
+          </w:tcPr>
+          <w:p>
+            <w:r>
+              <w:t>579亿</w:t>
+            </w:r>
+          </w:p>
+        </w:tc>
+        <w:tc>
+          <w:tcPr>
+            <w:tcW w:type="dxa" w:w="2160"/>
+          </w:tcPr>
+          <w:p>
+            <w:r>
+              <w:t>21%</w:t>
             </w:r>
           </w:p>
         </w:tc>
@@ -506,27 +2852,27 @@
           </w:tcPr>
           <w:p>
             <w:r>
-              <w:t>凌云网络有限公司</w:t>
-            </w:r>
-          </w:p>
-        </w:tc>
-        <w:tc>
-          <w:tcPr>
-            <w:tcW w:type="dxa" w:w="2160"/>
-          </w:tcPr>
-          <w:p>
-            <w:r>
-              <w:t>医疗科技</w:t>
-            </w:r>
-          </w:p>
-        </w:tc>
-        <w:tc>
-          <w:tcPr>
-            <w:tcW w:type="dxa" w:w="2160"/>
-          </w:tcPr>
-          <w:p>
-            <w:r>
-              <w:t>130亿</w:t>
+              <w:t>图龙信息传媒有限公司</w:t>
+            </w:r>
+          </w:p>
+        </w:tc>
+        <w:tc>
+          <w:tcPr>
+            <w:tcW w:type="dxa" w:w="2160"/>
+          </w:tcPr>
+          <w:p>
+            <w:r>
+              <w:t>机器人</w:t>
+            </w:r>
+          </w:p>
+        </w:tc>
+        <w:tc>
+          <w:tcPr>
+            <w:tcW w:type="dxa" w:w="2160"/>
+          </w:tcPr>
+          <w:p>
+            <w:r>
+              <w:t>463亿</w:t>
             </w:r>
           </w:p>
         </w:tc>
@@ -548,37 +2894,37 @@
           </w:tcPr>
           <w:p>
             <w:r>
-              <w:t>精芯科技有限公司</w:t>
-            </w:r>
-          </w:p>
-        </w:tc>
-        <w:tc>
-          <w:tcPr>
-            <w:tcW w:type="dxa" w:w="2160"/>
-          </w:tcPr>
-          <w:p>
-            <w:r>
-              <w:t>云计算</w:t>
-            </w:r>
-          </w:p>
-        </w:tc>
-        <w:tc>
-          <w:tcPr>
-            <w:tcW w:type="dxa" w:w="2160"/>
-          </w:tcPr>
-          <w:p>
-            <w:r>
-              <w:t>536亿</w:t>
-            </w:r>
-          </w:p>
-        </w:tc>
-        <w:tc>
-          <w:tcPr>
-            <w:tcW w:type="dxa" w:w="2160"/>
-          </w:tcPr>
-          <w:p>
-            <w:r>
-              <w:t>29%</w:t>
+              <w:t>雨林木风计算机科技有限公司</w:t>
+            </w:r>
+          </w:p>
+        </w:tc>
+        <w:tc>
+          <w:tcPr>
+            <w:tcW w:type="dxa" w:w="2160"/>
+          </w:tcPr>
+          <w:p>
+            <w:r>
+              <w:t>半导体</w:t>
+            </w:r>
+          </w:p>
+        </w:tc>
+        <w:tc>
+          <w:tcPr>
+            <w:tcW w:type="dxa" w:w="2160"/>
+          </w:tcPr>
+          <w:p>
+            <w:r>
+              <w:t>539亿</w:t>
+            </w:r>
+          </w:p>
+        </w:tc>
+        <w:tc>
+          <w:tcPr>
+            <w:tcW w:type="dxa" w:w="2160"/>
+          </w:tcPr>
+          <w:p>
+            <w:r>
+              <w:t>30%</w:t>
             </w:r>
           </w:p>
         </w:tc>
@@ -590,37 +2936,37 @@
           </w:tcPr>
           <w:p>
             <w:r>
-              <w:t>雨林木风计算机科技有限公司</w:t>
-            </w:r>
-          </w:p>
-        </w:tc>
-        <w:tc>
-          <w:tcPr>
-            <w:tcW w:type="dxa" w:w="2160"/>
-          </w:tcPr>
-          <w:p>
-            <w:r>
-              <w:t>人工智能</w:t>
-            </w:r>
-          </w:p>
-        </w:tc>
-        <w:tc>
-          <w:tcPr>
-            <w:tcW w:type="dxa" w:w="2160"/>
-          </w:tcPr>
-          <w:p>
-            <w:r>
-              <w:t>385亿</w:t>
-            </w:r>
-          </w:p>
-        </w:tc>
-        <w:tc>
-          <w:tcPr>
-            <w:tcW w:type="dxa" w:w="2160"/>
-          </w:tcPr>
-          <w:p>
-            <w:r>
-              <w:t>6%</w:t>
+              <w:t>联软网络有限公司</w:t>
+            </w:r>
+          </w:p>
+        </w:tc>
+        <w:tc>
+          <w:tcPr>
+            <w:tcW w:type="dxa" w:w="2160"/>
+          </w:tcPr>
+          <w:p>
+            <w:r>
+              <w:t>半导体</w:t>
+            </w:r>
+          </w:p>
+        </w:tc>
+        <w:tc>
+          <w:tcPr>
+            <w:tcW w:type="dxa" w:w="2160"/>
+          </w:tcPr>
+          <w:p>
+            <w:r>
+              <w:t>515亿</w:t>
+            </w:r>
+          </w:p>
+        </w:tc>
+        <w:tc>
+          <w:tcPr>
+            <w:tcW w:type="dxa" w:w="2160"/>
+          </w:tcPr>
+          <w:p>
+            <w:r>
+              <w:t>15%</w:t>
             </w:r>
           </w:p>
         </w:tc>
@@ -632,37 +2978,37 @@
           </w:tcPr>
           <w:p>
             <w:r>
-              <w:t>华远软件信息有限公司</w:t>
-            </w:r>
-          </w:p>
-        </w:tc>
-        <w:tc>
-          <w:tcPr>
-            <w:tcW w:type="dxa" w:w="2160"/>
-          </w:tcPr>
-          <w:p>
-            <w:r>
-              <w:t>半导体</w:t>
-            </w:r>
-          </w:p>
-        </w:tc>
-        <w:tc>
-          <w:tcPr>
-            <w:tcW w:type="dxa" w:w="2160"/>
-          </w:tcPr>
-          <w:p>
-            <w:r>
-              <w:t>252亿</w:t>
-            </w:r>
-          </w:p>
-        </w:tc>
-        <w:tc>
-          <w:tcPr>
-            <w:tcW w:type="dxa" w:w="2160"/>
-          </w:tcPr>
-          <w:p>
-            <w:r>
-              <w:t>7%</w:t>
+              <w:t>惠派国际公司科技有限公司</w:t>
+            </w:r>
+          </w:p>
+        </w:tc>
+        <w:tc>
+          <w:tcPr>
+            <w:tcW w:type="dxa" w:w="2160"/>
+          </w:tcPr>
+          <w:p>
+            <w:r>
+              <w:t>人工智能</w:t>
+            </w:r>
+          </w:p>
+        </w:tc>
+        <w:tc>
+          <w:tcPr>
+            <w:tcW w:type="dxa" w:w="2160"/>
+          </w:tcPr>
+          <w:p>
+            <w:r>
+              <w:t>596亿</w:t>
+            </w:r>
+          </w:p>
+        </w:tc>
+        <w:tc>
+          <w:tcPr>
+            <w:tcW w:type="dxa" w:w="2160"/>
+          </w:tcPr>
+          <w:p>
+            <w:r>
+              <w:t>5%</w:t>
             </w:r>
           </w:p>
         </w:tc>
@@ -674,37 +3020,37 @@
           </w:tcPr>
           <w:p>
             <w:r>
-              <w:t>国讯网络有限公司</w:t>
-            </w:r>
-          </w:p>
-        </w:tc>
-        <w:tc>
-          <w:tcPr>
-            <w:tcW w:type="dxa" w:w="2160"/>
-          </w:tcPr>
-          <w:p>
-            <w:r>
-              <w:t>云计算</w:t>
-            </w:r>
-          </w:p>
-        </w:tc>
-        <w:tc>
-          <w:tcPr>
-            <w:tcW w:type="dxa" w:w="2160"/>
-          </w:tcPr>
-          <w:p>
-            <w:r>
-              <w:t>743亿</w:t>
-            </w:r>
-          </w:p>
-        </w:tc>
-        <w:tc>
-          <w:tcPr>
-            <w:tcW w:type="dxa" w:w="2160"/>
-          </w:tcPr>
-          <w:p>
-            <w:r>
-              <w:t>11%</w:t>
+              <w:t>通际名联网络有限公司</w:t>
+            </w:r>
+          </w:p>
+        </w:tc>
+        <w:tc>
+          <w:tcPr>
+            <w:tcW w:type="dxa" w:w="2160"/>
+          </w:tcPr>
+          <w:p>
+            <w:r>
+              <w:t>机器人</w:t>
+            </w:r>
+          </w:p>
+        </w:tc>
+        <w:tc>
+          <w:tcPr>
+            <w:tcW w:type="dxa" w:w="2160"/>
+          </w:tcPr>
+          <w:p>
+            <w:r>
+              <w:t>455亿</w:t>
+            </w:r>
+          </w:p>
+        </w:tc>
+        <w:tc>
+          <w:tcPr>
+            <w:tcW w:type="dxa" w:w="2160"/>
+          </w:tcPr>
+          <w:p>
+            <w:r>
+              <w:t>29%</w:t>
             </w:r>
           </w:p>
         </w:tc>
@@ -716,7 +3062,7 @@
           </w:tcPr>
           <w:p>
             <w:r>
-              <w:t>精芯信息有限公司</w:t>
+              <w:t>飞海科技传媒有限公司</w:t>
             </w:r>
           </w:p>
         </w:tc>
@@ -736,17 +3082,17 @@
           </w:tcPr>
           <w:p>
             <w:r>
-              <w:t>775亿</w:t>
-            </w:r>
-          </w:p>
-        </w:tc>
-        <w:tc>
-          <w:tcPr>
-            <w:tcW w:type="dxa" w:w="2160"/>
-          </w:tcPr>
-          <w:p>
-            <w:r>
-              <w:t>29%</w:t>
+              <w:t>570亿</w:t>
+            </w:r>
+          </w:p>
+        </w:tc>
+        <w:tc>
+          <w:tcPr>
+            <w:tcW w:type="dxa" w:w="2160"/>
+          </w:tcPr>
+          <w:p>
+            <w:r>
+              <w:t>20%</w:t>
             </w:r>
           </w:p>
         </w:tc>
@@ -758,37 +3104,37 @@
           </w:tcPr>
           <w:p>
             <w:r>
-              <w:t>华远软件信息有限公司</w:t>
-            </w:r>
-          </w:p>
-        </w:tc>
-        <w:tc>
-          <w:tcPr>
-            <w:tcW w:type="dxa" w:w="2160"/>
-          </w:tcPr>
-          <w:p>
-            <w:r>
-              <w:t>半导体</w:t>
-            </w:r>
-          </w:p>
-        </w:tc>
-        <w:tc>
-          <w:tcPr>
-            <w:tcW w:type="dxa" w:w="2160"/>
-          </w:tcPr>
-          <w:p>
-            <w:r>
-              <w:t>352亿</w:t>
-            </w:r>
-          </w:p>
-        </w:tc>
-        <w:tc>
-          <w:tcPr>
-            <w:tcW w:type="dxa" w:w="2160"/>
-          </w:tcPr>
-          <w:p>
-            <w:r>
-              <w:t>29%</w:t>
+              <w:t>佳禾传媒有限公司</w:t>
+            </w:r>
+          </w:p>
+        </w:tc>
+        <w:tc>
+          <w:tcPr>
+            <w:tcW w:type="dxa" w:w="2160"/>
+          </w:tcPr>
+          <w:p>
+            <w:r>
+              <w:t>云计算</w:t>
+            </w:r>
+          </w:p>
+        </w:tc>
+        <w:tc>
+          <w:tcPr>
+            <w:tcW w:type="dxa" w:w="2160"/>
+          </w:tcPr>
+          <w:p>
+            <w:r>
+              <w:t>394亿</w:t>
+            </w:r>
+          </w:p>
+        </w:tc>
+        <w:tc>
+          <w:tcPr>
+            <w:tcW w:type="dxa" w:w="2160"/>
+          </w:tcPr>
+          <w:p>
+            <w:r>
+              <w:t>20%</w:t>
             </w:r>
           </w:p>
         </w:tc>
@@ -799,15 +3145,39 @@
         <w:pStyle w:val="Heading1"/>
       </w:pPr>
       <w:r>
-        <w:t>行业分析 2</w:t>
+        <w:t>行业分析 5</w:t>
       </w:r>
     </w:p>
     <w:p>
       <w:r>
         <w:br/>
-        <w:t>华辰资本旗下的 HC Alpha Growth Fund 在最近的资产配置会议中</w:t>
+        <w:t>飞利信科技有限公司 是中国 人工智能 行业的重要企业之一。</w:t>
         <w:br/>
-        <w:t>讨论了 医疗科技 行业的投资机会，并对 雨林木风计算机网络有限公司</w:t>
+        <w:t>根据华辰资本 投资策略部 的研究，该公司成立于 2018 年，</w:t>
+        <w:br/>
+        <w:t>目前员工规模约 1801 人。公司近年来持续加大研发投入，</w:t>
+        <w:br/>
+        <w:t>在核心技术方面形成了较强的竞争壁垒。</w:t>
+        <w:br/>
+      </w:r>
+    </w:p>
+    <w:p>
+      <w:r>
+        <w:br/>
+        <w:t>从产业链角度看，人工智能 行业主要由上游设备厂商、</w:t>
+        <w:br/>
+        <w:t>中游平台企业以及下游应用厂商组成。</w:t>
+        <w:br/>
+        <w:t>方正科技传媒有限公司 主要位于产业链的 下游 环节。</w:t>
+        <w:br/>
+      </w:r>
+    </w:p>
+    <w:p>
+      <w:r>
+        <w:br/>
+        <w:t>华辰资本旗下的 HC Global Macro Fund 在最近的资产配置会议中</w:t>
+        <w:br/>
+        <w:t>讨论了 人工智能 行业的投资机会，并对 惠派国际公司科技有限公司</w:t>
         <w:br/>
         <w:t>进行了重点评估。</w:t>
         <w:br/>
@@ -816,18 +3186,29 @@
     <w:p>
       <w:r>
         <w:br/>
-        <w:t>华辰资本旗下的 HC Alpha Growth Fund 在最近的资产配置会议中</w:t>
+        <w:t>从产业链角度看，新能源 行业主要由上游设备厂商、</w:t>
         <w:br/>
-        <w:t>讨论了 云计算 行业的投资机会，并对 易动力科技有限公司</w:t>
+        <w:t>中游平台企业以及下游应用厂商组成。</w:t>
         <w:br/>
-        <w:t>进行了重点评估。</w:t>
+        <w:t>富罳网络有限公司 主要位于产业链的 下游 环节。</w:t>
         <w:br/>
       </w:r>
     </w:p>
     <w:p>
       <w:r>
         <w:br/>
-        <w:t>风险管理部认为，半导体 行业仍然面临若干</w:t>
+        <w:t>从产业链角度看，云计算 行业主要由上游设备厂商、</w:t>
+        <w:br/>
+        <w:t>中游平台企业以及下游应用厂商组成。</w:t>
+        <w:br/>
+        <w:t>佳禾传媒有限公司 主要位于产业链的 上游 环节。</w:t>
+        <w:br/>
+      </w:r>
+    </w:p>
+    <w:p>
+      <w:r>
+        <w:br/>
+        <w:t>风险管理部认为，医疗科技 行业仍然面临若干</w:t>
         <w:br/>
         <w:t>不确定性因素，包括技术迭代风险、政策变化、</w:t>
         <w:br/>
@@ -838,55 +3219,22 @@
     <w:p>
       <w:r>
         <w:br/>
-        <w:t>根据内部财务模型测算，浦华众城信息有限公司 在未来三年</w:t>
+        <w:t>从产业链角度看，机器人 行业主要由上游设备厂商、</w:t>
         <w:br/>
-        <w:t>收入复合增长率预计可达到 15% 左右。</w:t>
+        <w:t>中游平台企业以及下游应用厂商组成。</w:t>
         <w:br/>
-        <w:t>该预测基于行业需求增长以及公司产能扩张计划。</w:t>
+        <w:t>图龙信息传媒有限公司 主要位于产业链的 下游 环节。</w:t>
         <w:br/>
       </w:r>
     </w:p>
     <w:p>
       <w:r>
         <w:br/>
-        <w:t>从产业链角度看，新能源 行业主要由上游设备厂商、</w:t>
+        <w:t>创联世纪信息有限公司 是中国 云计算 行业的重要企业之一。</w:t>
         <w:br/>
-        <w:t>中游平台企业以及下游应用厂商组成。</w:t>
+        <w:t>根据华辰资本 量化研究部 的研究，该公司成立于 2005 年，</w:t>
         <w:br/>
-        <w:t>飞利信科技有限公司 主要位于产业链的 下游 环节。</w:t>
-        <w:br/>
-      </w:r>
-    </w:p>
-    <w:p>
-      <w:r>
-        <w:br/>
-        <w:t>根据内部财务模型测算，东方峻景传媒有限公司 在未来三年</w:t>
-        <w:br/>
-        <w:t>收入复合增长率预计可达到 30% 左右。</w:t>
-        <w:br/>
-        <w:t>该预测基于行业需求增长以及公司产能扩张计划。</w:t>
-        <w:br/>
-      </w:r>
-    </w:p>
-    <w:p>
-      <w:r>
-        <w:br/>
-        <w:t>华辰资本旗下的 HC Energy Transition Fund 在最近的资产配置会议中</w:t>
-        <w:br/>
-        <w:t>讨论了 机器人 行业的投资机会，并对 东方峻景网络有限公司</w:t>
-        <w:br/>
-        <w:t>进行了重点评估。</w:t>
-        <w:br/>
-      </w:r>
-    </w:p>
-    <w:p>
-      <w:r>
-        <w:br/>
-        <w:t>东方峻景网络有限公司 是中国 机器人 行业的重要企业之一。</w:t>
-        <w:br/>
-        <w:t>根据华辰资本 投资策略部 的研究，该公司成立于 2020 年，</w:t>
-        <w:br/>
-        <w:t>目前员工规模约 7859 人。公司近年来持续加大研发投入，</w:t>
+        <w:t>目前员工规模约 3637 人。公司近年来持续加大研发投入，</w:t>
         <w:br/>
         <w:t>在核心技术方面形成了较强的竞争壁垒。</w:t>
         <w:br/>
@@ -952,27 +3300,27 @@
           </w:tcPr>
           <w:p>
             <w:r>
-              <w:t>华远软件信息有限公司</w:t>
-            </w:r>
-          </w:p>
-        </w:tc>
-        <w:tc>
-          <w:tcPr>
-            <w:tcW w:type="dxa" w:w="2160"/>
-          </w:tcPr>
-          <w:p>
-            <w:r>
-              <w:t>半导体</w:t>
-            </w:r>
-          </w:p>
-        </w:tc>
-        <w:tc>
-          <w:tcPr>
-            <w:tcW w:type="dxa" w:w="2160"/>
-          </w:tcPr>
-          <w:p>
-            <w:r>
-              <w:t>709亿</w:t>
+              <w:t>戴硕电子网络有限公司</w:t>
+            </w:r>
+          </w:p>
+        </w:tc>
+        <w:tc>
+          <w:tcPr>
+            <w:tcW w:type="dxa" w:w="2160"/>
+          </w:tcPr>
+          <w:p>
+            <w:r>
+              <w:t>新能源</w:t>
+            </w:r>
+          </w:p>
+        </w:tc>
+        <w:tc>
+          <w:tcPr>
+            <w:tcW w:type="dxa" w:w="2160"/>
+          </w:tcPr>
+          <w:p>
+            <w:r>
+              <w:t>777亿</w:t>
             </w:r>
           </w:p>
         </w:tc>
@@ -994,37 +3342,37 @@
           </w:tcPr>
           <w:p>
             <w:r>
-              <w:t>九方信息有限公司</w:t>
-            </w:r>
-          </w:p>
-        </w:tc>
-        <w:tc>
-          <w:tcPr>
-            <w:tcW w:type="dxa" w:w="2160"/>
-          </w:tcPr>
-          <w:p>
-            <w:r>
-              <w:t>新能源</w:t>
-            </w:r>
-          </w:p>
-        </w:tc>
-        <w:tc>
-          <w:tcPr>
-            <w:tcW w:type="dxa" w:w="2160"/>
-          </w:tcPr>
-          <w:p>
-            <w:r>
-              <w:t>551亿</w:t>
-            </w:r>
-          </w:p>
-        </w:tc>
-        <w:tc>
-          <w:tcPr>
-            <w:tcW w:type="dxa" w:w="2160"/>
-          </w:tcPr>
-          <w:p>
-            <w:r>
-              <w:t>18%</w:t>
+              <w:t>良诺科技有限公司</w:t>
+            </w:r>
+          </w:p>
+        </w:tc>
+        <w:tc>
+          <w:tcPr>
+            <w:tcW w:type="dxa" w:w="2160"/>
+          </w:tcPr>
+          <w:p>
+            <w:r>
+              <w:t>云计算</w:t>
+            </w:r>
+          </w:p>
+        </w:tc>
+        <w:tc>
+          <w:tcPr>
+            <w:tcW w:type="dxa" w:w="2160"/>
+          </w:tcPr>
+          <w:p>
+            <w:r>
+              <w:t>439亿</w:t>
+            </w:r>
+          </w:p>
+        </w:tc>
+        <w:tc>
+          <w:tcPr>
+            <w:tcW w:type="dxa" w:w="2160"/>
+          </w:tcPr>
+          <w:p>
+            <w:r>
+              <w:t>24%</w:t>
             </w:r>
           </w:p>
         </w:tc>
@@ -1036,37 +3384,37 @@
           </w:tcPr>
           <w:p>
             <w:r>
-              <w:t>鸿睿思博网络有限公司</w:t>
-            </w:r>
-          </w:p>
-        </w:tc>
-        <w:tc>
-          <w:tcPr>
-            <w:tcW w:type="dxa" w:w="2160"/>
-          </w:tcPr>
-          <w:p>
-            <w:r>
-              <w:t>新能源</w:t>
-            </w:r>
-          </w:p>
-        </w:tc>
-        <w:tc>
-          <w:tcPr>
-            <w:tcW w:type="dxa" w:w="2160"/>
-          </w:tcPr>
-          <w:p>
-            <w:r>
-              <w:t>477亿</w:t>
-            </w:r>
-          </w:p>
-        </w:tc>
-        <w:tc>
-          <w:tcPr>
-            <w:tcW w:type="dxa" w:w="2160"/>
-          </w:tcPr>
-          <w:p>
-            <w:r>
-              <w:t>12%</w:t>
+              <w:t>明腾传媒有限公司</w:t>
+            </w:r>
+          </w:p>
+        </w:tc>
+        <w:tc>
+          <w:tcPr>
+            <w:tcW w:type="dxa" w:w="2160"/>
+          </w:tcPr>
+          <w:p>
+            <w:r>
+              <w:t>人工智能</w:t>
+            </w:r>
+          </w:p>
+        </w:tc>
+        <w:tc>
+          <w:tcPr>
+            <w:tcW w:type="dxa" w:w="2160"/>
+          </w:tcPr>
+          <w:p>
+            <w:r>
+              <w:t>272亿</w:t>
+            </w:r>
+          </w:p>
+        </w:tc>
+        <w:tc>
+          <w:tcPr>
+            <w:tcW w:type="dxa" w:w="2160"/>
+          </w:tcPr>
+          <w:p>
+            <w:r>
+              <w:t>21%</w:t>
             </w:r>
           </w:p>
         </w:tc>
@@ -1078,27 +3426,27 @@
           </w:tcPr>
           <w:p>
             <w:r>
-              <w:t>昊嘉网络有限公司</w:t>
-            </w:r>
-          </w:p>
-        </w:tc>
-        <w:tc>
-          <w:tcPr>
-            <w:tcW w:type="dxa" w:w="2160"/>
-          </w:tcPr>
-          <w:p>
-            <w:r>
-              <w:t>新能源</w:t>
-            </w:r>
-          </w:p>
-        </w:tc>
-        <w:tc>
-          <w:tcPr>
-            <w:tcW w:type="dxa" w:w="2160"/>
-          </w:tcPr>
-          <w:p>
-            <w:r>
-              <w:t>109亿</w:t>
+              <w:t>泰麒麟网络有限公司</w:t>
+            </w:r>
+          </w:p>
+        </w:tc>
+        <w:tc>
+          <w:tcPr>
+            <w:tcW w:type="dxa" w:w="2160"/>
+          </w:tcPr>
+          <w:p>
+            <w:r>
+              <w:t>云计算</w:t>
+            </w:r>
+          </w:p>
+        </w:tc>
+        <w:tc>
+          <w:tcPr>
+            <w:tcW w:type="dxa" w:w="2160"/>
+          </w:tcPr>
+          <w:p>
+            <w:r>
+              <w:t>790亿</w:t>
             </w:r>
           </w:p>
         </w:tc>
@@ -1120,37 +3468,37 @@
           </w:tcPr>
           <w:p>
             <w:r>
-              <w:t>创亿信息有限公司</w:t>
-            </w:r>
-          </w:p>
-        </w:tc>
-        <w:tc>
-          <w:tcPr>
-            <w:tcW w:type="dxa" w:w="2160"/>
-          </w:tcPr>
-          <w:p>
-            <w:r>
-              <w:t>医疗科技</w:t>
-            </w:r>
-          </w:p>
-        </w:tc>
-        <w:tc>
-          <w:tcPr>
-            <w:tcW w:type="dxa" w:w="2160"/>
-          </w:tcPr>
-          <w:p>
-            <w:r>
-              <w:t>117亿</w:t>
-            </w:r>
-          </w:p>
-        </w:tc>
-        <w:tc>
-          <w:tcPr>
-            <w:tcW w:type="dxa" w:w="2160"/>
-          </w:tcPr>
-          <w:p>
-            <w:r>
-              <w:t>10%</w:t>
+              <w:t>富罳网络有限公司</w:t>
+            </w:r>
+          </w:p>
+        </w:tc>
+        <w:tc>
+          <w:tcPr>
+            <w:tcW w:type="dxa" w:w="2160"/>
+          </w:tcPr>
+          <w:p>
+            <w:r>
+              <w:t>新能源</w:t>
+            </w:r>
+          </w:p>
+        </w:tc>
+        <w:tc>
+          <w:tcPr>
+            <w:tcW w:type="dxa" w:w="2160"/>
+          </w:tcPr>
+          <w:p>
+            <w:r>
+              <w:t>394亿</w:t>
+            </w:r>
+          </w:p>
+        </w:tc>
+        <w:tc>
+          <w:tcPr>
+            <w:tcW w:type="dxa" w:w="2160"/>
+          </w:tcPr>
+          <w:p>
+            <w:r>
+              <w:t>17%</w:t>
             </w:r>
           </w:p>
         </w:tc>
@@ -1162,37 +3510,37 @@
           </w:tcPr>
           <w:p>
             <w:r>
-              <w:t>华远软件信息有限公司</w:t>
-            </w:r>
-          </w:p>
-        </w:tc>
-        <w:tc>
-          <w:tcPr>
-            <w:tcW w:type="dxa" w:w="2160"/>
-          </w:tcPr>
-          <w:p>
-            <w:r>
-              <w:t>半导体</w:t>
-            </w:r>
-          </w:p>
-        </w:tc>
-        <w:tc>
-          <w:tcPr>
-            <w:tcW w:type="dxa" w:w="2160"/>
-          </w:tcPr>
-          <w:p>
-            <w:r>
-              <w:t>482亿</w:t>
-            </w:r>
-          </w:p>
-        </w:tc>
-        <w:tc>
-          <w:tcPr>
-            <w:tcW w:type="dxa" w:w="2160"/>
-          </w:tcPr>
-          <w:p>
-            <w:r>
-              <w:t>19%</w:t>
+              <w:t>九方传媒有限公司</w:t>
+            </w:r>
+          </w:p>
+        </w:tc>
+        <w:tc>
+          <w:tcPr>
+            <w:tcW w:type="dxa" w:w="2160"/>
+          </w:tcPr>
+          <w:p>
+            <w:r>
+              <w:t>医疗科技</w:t>
+            </w:r>
+          </w:p>
+        </w:tc>
+        <w:tc>
+          <w:tcPr>
+            <w:tcW w:type="dxa" w:w="2160"/>
+          </w:tcPr>
+          <w:p>
+            <w:r>
+              <w:t>758亿</w:t>
+            </w:r>
+          </w:p>
+        </w:tc>
+        <w:tc>
+          <w:tcPr>
+            <w:tcW w:type="dxa" w:w="2160"/>
+          </w:tcPr>
+          <w:p>
+            <w:r>
+              <w:t>6%</w:t>
             </w:r>
           </w:p>
         </w:tc>
@@ -1204,37 +3552,37 @@
           </w:tcPr>
           <w:p>
             <w:r>
-              <w:t>新宇龙信息传媒有限公司</w:t>
-            </w:r>
-          </w:p>
-        </w:tc>
-        <w:tc>
-          <w:tcPr>
-            <w:tcW w:type="dxa" w:w="2160"/>
-          </w:tcPr>
-          <w:p>
-            <w:r>
-              <w:t>机器人</w:t>
-            </w:r>
-          </w:p>
-        </w:tc>
-        <w:tc>
-          <w:tcPr>
-            <w:tcW w:type="dxa" w:w="2160"/>
-          </w:tcPr>
-          <w:p>
-            <w:r>
-              <w:t>496亿</w:t>
-            </w:r>
-          </w:p>
-        </w:tc>
-        <w:tc>
-          <w:tcPr>
-            <w:tcW w:type="dxa" w:w="2160"/>
-          </w:tcPr>
-          <w:p>
-            <w:r>
-              <w:t>12%</w:t>
+              <w:t>雨林木风计算机科技有限公司</w:t>
+            </w:r>
+          </w:p>
+        </w:tc>
+        <w:tc>
+          <w:tcPr>
+            <w:tcW w:type="dxa" w:w="2160"/>
+          </w:tcPr>
+          <w:p>
+            <w:r>
+              <w:t>半导体</w:t>
+            </w:r>
+          </w:p>
+        </w:tc>
+        <w:tc>
+          <w:tcPr>
+            <w:tcW w:type="dxa" w:w="2160"/>
+          </w:tcPr>
+          <w:p>
+            <w:r>
+              <w:t>564亿</w:t>
+            </w:r>
+          </w:p>
+        </w:tc>
+        <w:tc>
+          <w:tcPr>
+            <w:tcW w:type="dxa" w:w="2160"/>
+          </w:tcPr>
+          <w:p>
+            <w:r>
+              <w:t>14%</w:t>
             </w:r>
           </w:p>
         </w:tc>
@@ -1246,37 +3594,37 @@
           </w:tcPr>
           <w:p>
             <w:r>
-              <w:t>精芯科技有限公司</w:t>
-            </w:r>
-          </w:p>
-        </w:tc>
-        <w:tc>
-          <w:tcPr>
-            <w:tcW w:type="dxa" w:w="2160"/>
-          </w:tcPr>
-          <w:p>
-            <w:r>
-              <w:t>云计算</w:t>
-            </w:r>
-          </w:p>
-        </w:tc>
-        <w:tc>
-          <w:tcPr>
-            <w:tcW w:type="dxa" w:w="2160"/>
-          </w:tcPr>
-          <w:p>
-            <w:r>
-              <w:t>348亿</w:t>
-            </w:r>
-          </w:p>
-        </w:tc>
-        <w:tc>
-          <w:tcPr>
-            <w:tcW w:type="dxa" w:w="2160"/>
-          </w:tcPr>
-          <w:p>
-            <w:r>
-              <w:t>18%</w:t>
+              <w:t>昂歌信息信息有限公司</w:t>
+            </w:r>
+          </w:p>
+        </w:tc>
+        <w:tc>
+          <w:tcPr>
+            <w:tcW w:type="dxa" w:w="2160"/>
+          </w:tcPr>
+          <w:p>
+            <w:r>
+              <w:t>消费科技</w:t>
+            </w:r>
+          </w:p>
+        </w:tc>
+        <w:tc>
+          <w:tcPr>
+            <w:tcW w:type="dxa" w:w="2160"/>
+          </w:tcPr>
+          <w:p>
+            <w:r>
+              <w:t>193亿</w:t>
+            </w:r>
+          </w:p>
+        </w:tc>
+        <w:tc>
+          <w:tcPr>
+            <w:tcW w:type="dxa" w:w="2160"/>
+          </w:tcPr>
+          <w:p>
+            <w:r>
+              <w:t>30%</w:t>
             </w:r>
           </w:p>
         </w:tc>
@@ -1288,37 +3636,37 @@
           </w:tcPr>
           <w:p>
             <w:r>
-              <w:t>信诚致远传媒有限公司</w:t>
-            </w:r>
-          </w:p>
-        </w:tc>
-        <w:tc>
-          <w:tcPr>
-            <w:tcW w:type="dxa" w:w="2160"/>
-          </w:tcPr>
-          <w:p>
-            <w:r>
-              <w:t>人工智能</w:t>
-            </w:r>
-          </w:p>
-        </w:tc>
-        <w:tc>
-          <w:tcPr>
-            <w:tcW w:type="dxa" w:w="2160"/>
-          </w:tcPr>
-          <w:p>
-            <w:r>
-              <w:t>112亿</w:t>
-            </w:r>
-          </w:p>
-        </w:tc>
-        <w:tc>
-          <w:tcPr>
-            <w:tcW w:type="dxa" w:w="2160"/>
-          </w:tcPr>
-          <w:p>
-            <w:r>
-              <w:t>10%</w:t>
+              <w:t>创联世纪信息有限公司</w:t>
+            </w:r>
+          </w:p>
+        </w:tc>
+        <w:tc>
+          <w:tcPr>
+            <w:tcW w:type="dxa" w:w="2160"/>
+          </w:tcPr>
+          <w:p>
+            <w:r>
+              <w:t>云计算</w:t>
+            </w:r>
+          </w:p>
+        </w:tc>
+        <w:tc>
+          <w:tcPr>
+            <w:tcW w:type="dxa" w:w="2160"/>
+          </w:tcPr>
+          <w:p>
+            <w:r>
+              <w:t>139亿</w:t>
+            </w:r>
+          </w:p>
+        </w:tc>
+        <w:tc>
+          <w:tcPr>
+            <w:tcW w:type="dxa" w:w="2160"/>
+          </w:tcPr>
+          <w:p>
+            <w:r>
+              <w:t>7%</w:t>
             </w:r>
           </w:p>
         </w:tc>
@@ -1330,37 +3678,37 @@
           </w:tcPr>
           <w:p>
             <w:r>
-              <w:t>东方峻景传媒有限公司</w:t>
-            </w:r>
-          </w:p>
-        </w:tc>
-        <w:tc>
-          <w:tcPr>
-            <w:tcW w:type="dxa" w:w="2160"/>
-          </w:tcPr>
-          <w:p>
-            <w:r>
-              <w:t>新能源</w:t>
-            </w:r>
-          </w:p>
-        </w:tc>
-        <w:tc>
-          <w:tcPr>
-            <w:tcW w:type="dxa" w:w="2160"/>
-          </w:tcPr>
-          <w:p>
-            <w:r>
-              <w:t>490亿</w:t>
-            </w:r>
-          </w:p>
-        </w:tc>
-        <w:tc>
-          <w:tcPr>
-            <w:tcW w:type="dxa" w:w="2160"/>
-          </w:tcPr>
-          <w:p>
-            <w:r>
-              <w:t>11%</w:t>
+              <w:t>精芯信息有限公司</w:t>
+            </w:r>
+          </w:p>
+        </w:tc>
+        <w:tc>
+          <w:tcPr>
+            <w:tcW w:type="dxa" w:w="2160"/>
+          </w:tcPr>
+          <w:p>
+            <w:r>
+              <w:t>半导体</w:t>
+            </w:r>
+          </w:p>
+        </w:tc>
+        <w:tc>
+          <w:tcPr>
+            <w:tcW w:type="dxa" w:w="2160"/>
+          </w:tcPr>
+          <w:p>
+            <w:r>
+              <w:t>287亿</w:t>
+            </w:r>
+          </w:p>
+        </w:tc>
+        <w:tc>
+          <w:tcPr>
+            <w:tcW w:type="dxa" w:w="2160"/>
+          </w:tcPr>
+          <w:p>
+            <w:r>
+              <w:t>7%</w:t>
             </w:r>
           </w:p>
         </w:tc>
@@ -1372,37 +3720,37 @@
           </w:tcPr>
           <w:p>
             <w:r>
-              <w:t>艾提科信科技有限公司</w:t>
-            </w:r>
-          </w:p>
-        </w:tc>
-        <w:tc>
-          <w:tcPr>
-            <w:tcW w:type="dxa" w:w="2160"/>
-          </w:tcPr>
-          <w:p>
-            <w:r>
-              <w:t>机器人</w:t>
-            </w:r>
-          </w:p>
-        </w:tc>
-        <w:tc>
-          <w:tcPr>
-            <w:tcW w:type="dxa" w:w="2160"/>
-          </w:tcPr>
-          <w:p>
-            <w:r>
-              <w:t>295亿</w:t>
-            </w:r>
-          </w:p>
-        </w:tc>
-        <w:tc>
-          <w:tcPr>
-            <w:tcW w:type="dxa" w:w="2160"/>
-          </w:tcPr>
-          <w:p>
-            <w:r>
-              <w:t>11%</w:t>
+              <w:t>良诺科技有限公司</w:t>
+            </w:r>
+          </w:p>
+        </w:tc>
+        <w:tc>
+          <w:tcPr>
+            <w:tcW w:type="dxa" w:w="2160"/>
+          </w:tcPr>
+          <w:p>
+            <w:r>
+              <w:t>云计算</w:t>
+            </w:r>
+          </w:p>
+        </w:tc>
+        <w:tc>
+          <w:tcPr>
+            <w:tcW w:type="dxa" w:w="2160"/>
+          </w:tcPr>
+          <w:p>
+            <w:r>
+              <w:t>287亿</w:t>
+            </w:r>
+          </w:p>
+        </w:tc>
+        <w:tc>
+          <w:tcPr>
+            <w:tcW w:type="dxa" w:w="2160"/>
+          </w:tcPr>
+          <w:p>
+            <w:r>
+              <w:t>19%</w:t>
             </w:r>
           </w:p>
         </w:tc>
@@ -1414,37 +3762,37 @@
           </w:tcPr>
           <w:p>
             <w:r>
-              <w:t>富罳信息有限公司</w:t>
-            </w:r>
-          </w:p>
-        </w:tc>
-        <w:tc>
-          <w:tcPr>
-            <w:tcW w:type="dxa" w:w="2160"/>
-          </w:tcPr>
-          <w:p>
-            <w:r>
-              <w:t>医疗科技</w:t>
-            </w:r>
-          </w:p>
-        </w:tc>
-        <w:tc>
-          <w:tcPr>
-            <w:tcW w:type="dxa" w:w="2160"/>
-          </w:tcPr>
-          <w:p>
-            <w:r>
-              <w:t>204亿</w:t>
-            </w:r>
-          </w:p>
-        </w:tc>
-        <w:tc>
-          <w:tcPr>
-            <w:tcW w:type="dxa" w:w="2160"/>
-          </w:tcPr>
-          <w:p>
-            <w:r>
-              <w:t>9%</w:t>
+              <w:t>飞海科技传媒有限公司</w:t>
+            </w:r>
+          </w:p>
+        </w:tc>
+        <w:tc>
+          <w:tcPr>
+            <w:tcW w:type="dxa" w:w="2160"/>
+          </w:tcPr>
+          <w:p>
+            <w:r>
+              <w:t>消费科技</w:t>
+            </w:r>
+          </w:p>
+        </w:tc>
+        <w:tc>
+          <w:tcPr>
+            <w:tcW w:type="dxa" w:w="2160"/>
+          </w:tcPr>
+          <w:p>
+            <w:r>
+              <w:t>640亿</w:t>
+            </w:r>
+          </w:p>
+        </w:tc>
+        <w:tc>
+          <w:tcPr>
+            <w:tcW w:type="dxa" w:w="2160"/>
+          </w:tcPr>
+          <w:p>
+            <w:r>
+              <w:t>28%</w:t>
             </w:r>
           </w:p>
         </w:tc>
@@ -1456,27 +3804,27 @@
           </w:tcPr>
           <w:p>
             <w:r>
-              <w:t>创联世纪科技有限公司</w:t>
-            </w:r>
-          </w:p>
-        </w:tc>
-        <w:tc>
-          <w:tcPr>
-            <w:tcW w:type="dxa" w:w="2160"/>
-          </w:tcPr>
-          <w:p>
-            <w:r>
-              <w:t>医疗科技</w:t>
-            </w:r>
-          </w:p>
-        </w:tc>
-        <w:tc>
-          <w:tcPr>
-            <w:tcW w:type="dxa" w:w="2160"/>
-          </w:tcPr>
-          <w:p>
-            <w:r>
-              <w:t>678亿</w:t>
+              <w:t>浦华众城网络有限公司</w:t>
+            </w:r>
+          </w:p>
+        </w:tc>
+        <w:tc>
+          <w:tcPr>
+            <w:tcW w:type="dxa" w:w="2160"/>
+          </w:tcPr>
+          <w:p>
+            <w:r>
+              <w:t>新能源</w:t>
+            </w:r>
+          </w:p>
+        </w:tc>
+        <w:tc>
+          <w:tcPr>
+            <w:tcW w:type="dxa" w:w="2160"/>
+          </w:tcPr>
+          <w:p>
+            <w:r>
+              <w:t>774亿</w:t>
             </w:r>
           </w:p>
         </w:tc>
@@ -1498,37 +3846,37 @@
           </w:tcPr>
           <w:p>
             <w:r>
-              <w:t>创亿网络有限公司</w:t>
-            </w:r>
-          </w:p>
-        </w:tc>
-        <w:tc>
-          <w:tcPr>
-            <w:tcW w:type="dxa" w:w="2160"/>
-          </w:tcPr>
-          <w:p>
-            <w:r>
-              <w:t>云计算</w:t>
-            </w:r>
-          </w:p>
-        </w:tc>
-        <w:tc>
-          <w:tcPr>
-            <w:tcW w:type="dxa" w:w="2160"/>
-          </w:tcPr>
-          <w:p>
-            <w:r>
-              <w:t>213亿</w:t>
-            </w:r>
-          </w:p>
-        </w:tc>
-        <w:tc>
-          <w:tcPr>
-            <w:tcW w:type="dxa" w:w="2160"/>
-          </w:tcPr>
-          <w:p>
-            <w:r>
-              <w:t>23%</w:t>
+              <w:t>飞海科技传媒有限公司</w:t>
+            </w:r>
+          </w:p>
+        </w:tc>
+        <w:tc>
+          <w:tcPr>
+            <w:tcW w:type="dxa" w:w="2160"/>
+          </w:tcPr>
+          <w:p>
+            <w:r>
+              <w:t>消费科技</w:t>
+            </w:r>
+          </w:p>
+        </w:tc>
+        <w:tc>
+          <w:tcPr>
+            <w:tcW w:type="dxa" w:w="2160"/>
+          </w:tcPr>
+          <w:p>
+            <w:r>
+              <w:t>149亿</w:t>
+            </w:r>
+          </w:p>
+        </w:tc>
+        <w:tc>
+          <w:tcPr>
+            <w:tcW w:type="dxa" w:w="2160"/>
+          </w:tcPr>
+          <w:p>
+            <w:r>
+              <w:t>17%</w:t>
             </w:r>
           </w:p>
         </w:tc>
@@ -1540,243 +3888,7 @@
           </w:tcPr>
           <w:p>
             <w:r>
-              <w:t>信诚致远传媒有限公司</w:t>
-            </w:r>
-          </w:p>
-        </w:tc>
-        <w:tc>
-          <w:tcPr>
-            <w:tcW w:type="dxa" w:w="2160"/>
-          </w:tcPr>
-          <w:p>
-            <w:r>
-              <w:t>人工智能</w:t>
-            </w:r>
-          </w:p>
-        </w:tc>
-        <w:tc>
-          <w:tcPr>
-            <w:tcW w:type="dxa" w:w="2160"/>
-          </w:tcPr>
-          <w:p>
-            <w:r>
-              <w:t>440亿</w:t>
-            </w:r>
-          </w:p>
-        </w:tc>
-        <w:tc>
-          <w:tcPr>
-            <w:tcW w:type="dxa" w:w="2160"/>
-          </w:tcPr>
-          <w:p>
-            <w:r>
-              <w:t>24%</w:t>
-            </w:r>
-          </w:p>
-        </w:tc>
-      </w:tr>
-    </w:tbl>
-    <w:p>
-      <w:pPr>
-        <w:pStyle w:val="Heading1"/>
-      </w:pPr>
-      <w:r>
-        <w:t>行业分析 3</w:t>
-      </w:r>
-    </w:p>
-    <w:p>
-      <w:r>
-        <w:br/>
-        <w:t>华辰资本旗下的 HC Quant Arbitrage Fund 在最近的资产配置会议中</w:t>
-        <w:br/>
-        <w:t>讨论了 半导体 行业的投资机会，并对 佳禾科技有限公司</w:t>
-        <w:br/>
-        <w:t>进行了重点评估。</w:t>
-        <w:br/>
-      </w:r>
-    </w:p>
-    <w:p>
-      <w:r>
-        <w:br/>
-        <w:t>根据内部财务模型测算，昂歌信息科技有限公司 在未来三年</w:t>
-        <w:br/>
-        <w:t>收入复合增长率预计可达到 23% 左右。</w:t>
-        <w:br/>
-        <w:t>该预测基于行业需求增长以及公司产能扩张计划。</w:t>
-        <w:br/>
-      </w:r>
-    </w:p>
-    <w:p>
-      <w:r>
-        <w:br/>
-        <w:t>根据内部财务模型测算，浦华众城科技有限公司 在未来三年</w:t>
-        <w:br/>
-        <w:t>收入复合增长率预计可达到 30% 左右。</w:t>
-        <w:br/>
-        <w:t>该预测基于行业需求增长以及公司产能扩张计划。</w:t>
-        <w:br/>
-      </w:r>
-    </w:p>
-    <w:p>
-      <w:r>
-        <w:br/>
-        <w:t>根据内部财务模型测算，迪摩科技有限公司 在未来三年</w:t>
-        <w:br/>
-        <w:t>收入复合增长率预计可达到 32% 左右。</w:t>
-        <w:br/>
-        <w:t>该预测基于行业需求增长以及公司产能扩张计划。</w:t>
-        <w:br/>
-      </w:r>
-    </w:p>
-    <w:p>
-      <w:r>
-        <w:br/>
-        <w:t>从产业链角度看，半导体 行业主要由上游设备厂商、</w:t>
-        <w:br/>
-        <w:t>中游平台企业以及下游应用厂商组成。</w:t>
-        <w:br/>
-        <w:t>浦华众城科技有限公司 主要位于产业链的 下游 环节。</w:t>
-        <w:br/>
-      </w:r>
-    </w:p>
-    <w:p>
-      <w:r>
-        <w:br/>
-        <w:t>立信电子网络有限公司 是中国 云计算 行业的重要企业之一。</w:t>
-        <w:br/>
-        <w:t>根据华辰资本 投资委员会 的研究，该公司成立于 2009 年，</w:t>
-        <w:br/>
-        <w:t>目前员工规模约 5145 人。公司近年来持续加大研发投入，</w:t>
-        <w:br/>
-        <w:t>在核心技术方面形成了较强的竞争壁垒。</w:t>
-        <w:br/>
-      </w:r>
-    </w:p>
-    <w:p>
-      <w:r>
-        <w:br/>
-        <w:t>根据内部财务模型测算，东方峻景网络有限公司 在未来三年</w:t>
-        <w:br/>
-        <w:t>收入复合增长率预计可达到 16% 左右。</w:t>
-        <w:br/>
-        <w:t>该预测基于行业需求增长以及公司产能扩张计划。</w:t>
-        <w:br/>
-      </w:r>
-    </w:p>
-    <w:p>
-      <w:r>
-        <w:br/>
-        <w:t>根据内部财务模型测算，创联世纪科技有限公司 在未来三年</w:t>
-        <w:br/>
-        <w:t>收入复合增长率预计可达到 14% 左右。</w:t>
-        <w:br/>
-        <w:t>该预测基于行业需求增长以及公司产能扩张计划。</w:t>
-        <w:br/>
-      </w:r>
-    </w:p>
-    <w:tbl>
-      <w:tblPr>
-        <w:tblW w:type="auto" w:w="0"/>
-        <w:tblLook w:firstColumn="1" w:firstRow="1" w:lastColumn="0" w:lastRow="0" w:noHBand="0" w:noVBand="1" w:val="04A0"/>
-      </w:tblPr>
-      <w:tblGrid>
-        <w:gridCol w:w="2160"/>
-        <w:gridCol w:w="2160"/>
-        <w:gridCol w:w="2160"/>
-        <w:gridCol w:w="2160"/>
-      </w:tblGrid>
-      <w:tr>
-        <w:tc>
-          <w:tcPr>
-            <w:tcW w:type="dxa" w:w="2160"/>
-          </w:tcPr>
-          <w:p>
-            <w:r>
-              <w:t>公司</w:t>
-            </w:r>
-          </w:p>
-        </w:tc>
-        <w:tc>
-          <w:tcPr>
-            <w:tcW w:type="dxa" w:w="2160"/>
-          </w:tcPr>
-          <w:p>
-            <w:r>
-              <w:t>行业</w:t>
-            </w:r>
-          </w:p>
-        </w:tc>
-        <w:tc>
-          <w:tcPr>
-            <w:tcW w:type="dxa" w:w="2160"/>
-          </w:tcPr>
-          <w:p>
-            <w:r>
-              <w:t>市值</w:t>
-            </w:r>
-          </w:p>
-        </w:tc>
-        <w:tc>
-          <w:tcPr>
-            <w:tcW w:type="dxa" w:w="2160"/>
-          </w:tcPr>
-          <w:p>
-            <w:r>
-              <w:t>增长率</w:t>
-            </w:r>
-          </w:p>
-        </w:tc>
-      </w:tr>
-      <w:tr>
-        <w:tc>
-          <w:tcPr>
-            <w:tcW w:type="dxa" w:w="2160"/>
-          </w:tcPr>
-          <w:p>
-            <w:r>
-              <w:t>易动力科技有限公司</w:t>
-            </w:r>
-          </w:p>
-        </w:tc>
-        <w:tc>
-          <w:tcPr>
-            <w:tcW w:type="dxa" w:w="2160"/>
-          </w:tcPr>
-          <w:p>
-            <w:r>
-              <w:t>云计算</w:t>
-            </w:r>
-          </w:p>
-        </w:tc>
-        <w:tc>
-          <w:tcPr>
-            <w:tcW w:type="dxa" w:w="2160"/>
-          </w:tcPr>
-          <w:p>
-            <w:r>
-              <w:t>341亿</w:t>
-            </w:r>
-          </w:p>
-        </w:tc>
-        <w:tc>
-          <w:tcPr>
-            <w:tcW w:type="dxa" w:w="2160"/>
-          </w:tcPr>
-          <w:p>
-            <w:r>
-              <w:t>22%</w:t>
-            </w:r>
-          </w:p>
-        </w:tc>
-      </w:tr>
-      <w:tr>
-        <w:tc>
-          <w:tcPr>
-            <w:tcW w:type="dxa" w:w="2160"/>
-          </w:tcPr>
-          <w:p>
-            <w:r>
-              <w:t>九方信息有限公司</w:t>
+              <w:t>戴硕电子网络有限公司</w:t>
             </w:r>
           </w:p>
         </w:tc>
@@ -1796,2137 +3908,17 @@
           </w:tcPr>
           <w:p>
             <w:r>
-              <w:t>565亿</w:t>
-            </w:r>
-          </w:p>
-        </w:tc>
-        <w:tc>
-          <w:tcPr>
-            <w:tcW w:type="dxa" w:w="2160"/>
-          </w:tcPr>
-          <w:p>
-            <w:r>
-              <w:t>30%</w:t>
-            </w:r>
-          </w:p>
-        </w:tc>
-      </w:tr>
-      <w:tr>
-        <w:tc>
-          <w:tcPr>
-            <w:tcW w:type="dxa" w:w="2160"/>
-          </w:tcPr>
-          <w:p>
-            <w:r>
-              <w:t>立信电子网络有限公司</w:t>
-            </w:r>
-          </w:p>
-        </w:tc>
-        <w:tc>
-          <w:tcPr>
-            <w:tcW w:type="dxa" w:w="2160"/>
-          </w:tcPr>
-          <w:p>
-            <w:r>
-              <w:t>云计算</w:t>
-            </w:r>
-          </w:p>
-        </w:tc>
-        <w:tc>
-          <w:tcPr>
-            <w:tcW w:type="dxa" w:w="2160"/>
-          </w:tcPr>
-          <w:p>
-            <w:r>
-              <w:t>679亿</w:t>
-            </w:r>
-          </w:p>
-        </w:tc>
-        <w:tc>
-          <w:tcPr>
-            <w:tcW w:type="dxa" w:w="2160"/>
-          </w:tcPr>
-          <w:p>
-            <w:r>
-              <w:t>15%</w:t>
-            </w:r>
-          </w:p>
-        </w:tc>
-      </w:tr>
-      <w:tr>
-        <w:tc>
-          <w:tcPr>
-            <w:tcW w:type="dxa" w:w="2160"/>
-          </w:tcPr>
-          <w:p>
-            <w:r>
-              <w:t>天益科技有限公司</w:t>
-            </w:r>
-          </w:p>
-        </w:tc>
-        <w:tc>
-          <w:tcPr>
-            <w:tcW w:type="dxa" w:w="2160"/>
-          </w:tcPr>
-          <w:p>
-            <w:r>
-              <w:t>半导体</w:t>
-            </w:r>
-          </w:p>
-        </w:tc>
-        <w:tc>
-          <w:tcPr>
-            <w:tcW w:type="dxa" w:w="2160"/>
-          </w:tcPr>
-          <w:p>
-            <w:r>
-              <w:t>256亿</w:t>
-            </w:r>
-          </w:p>
-        </w:tc>
-        <w:tc>
-          <w:tcPr>
-            <w:tcW w:type="dxa" w:w="2160"/>
-          </w:tcPr>
-          <w:p>
-            <w:r>
-              <w:t>12%</w:t>
-            </w:r>
-          </w:p>
-        </w:tc>
-      </w:tr>
-      <w:tr>
-        <w:tc>
-          <w:tcPr>
-            <w:tcW w:type="dxa" w:w="2160"/>
-          </w:tcPr>
-          <w:p>
-            <w:r>
-              <w:t>南康网络有限公司</w:t>
-            </w:r>
-          </w:p>
-        </w:tc>
-        <w:tc>
-          <w:tcPr>
-            <w:tcW w:type="dxa" w:w="2160"/>
-          </w:tcPr>
-          <w:p>
-            <w:r>
-              <w:t>消费科技</w:t>
-            </w:r>
-          </w:p>
-        </w:tc>
-        <w:tc>
-          <w:tcPr>
-            <w:tcW w:type="dxa" w:w="2160"/>
-          </w:tcPr>
-          <w:p>
-            <w:r>
-              <w:t>755亿</w:t>
-            </w:r>
-          </w:p>
-        </w:tc>
-        <w:tc>
-          <w:tcPr>
-            <w:tcW w:type="dxa" w:w="2160"/>
-          </w:tcPr>
-          <w:p>
-            <w:r>
-              <w:t>10%</w:t>
-            </w:r>
-          </w:p>
-        </w:tc>
-      </w:tr>
-      <w:tr>
-        <w:tc>
-          <w:tcPr>
-            <w:tcW w:type="dxa" w:w="2160"/>
-          </w:tcPr>
-          <w:p>
-            <w:r>
-              <w:t>创亿信息有限公司</w:t>
-            </w:r>
-          </w:p>
-        </w:tc>
-        <w:tc>
-          <w:tcPr>
-            <w:tcW w:type="dxa" w:w="2160"/>
-          </w:tcPr>
-          <w:p>
-            <w:r>
-              <w:t>医疗科技</w:t>
-            </w:r>
-          </w:p>
-        </w:tc>
-        <w:tc>
-          <w:tcPr>
-            <w:tcW w:type="dxa" w:w="2160"/>
-          </w:tcPr>
-          <w:p>
-            <w:r>
-              <w:t>460亿</w:t>
-            </w:r>
-          </w:p>
-        </w:tc>
-        <w:tc>
-          <w:tcPr>
-            <w:tcW w:type="dxa" w:w="2160"/>
-          </w:tcPr>
-          <w:p>
-            <w:r>
-              <w:t>10%</w:t>
-            </w:r>
-          </w:p>
-        </w:tc>
-      </w:tr>
-      <w:tr>
-        <w:tc>
-          <w:tcPr>
-            <w:tcW w:type="dxa" w:w="2160"/>
-          </w:tcPr>
-          <w:p>
-            <w:r>
-              <w:t>易动力科技有限公司</w:t>
-            </w:r>
-          </w:p>
-        </w:tc>
-        <w:tc>
-          <w:tcPr>
-            <w:tcW w:type="dxa" w:w="2160"/>
-          </w:tcPr>
-          <w:p>
-            <w:r>
-              <w:t>云计算</w:t>
-            </w:r>
-          </w:p>
-        </w:tc>
-        <w:tc>
-          <w:tcPr>
-            <w:tcW w:type="dxa" w:w="2160"/>
-          </w:tcPr>
-          <w:p>
-            <w:r>
-              <w:t>483亿</w:t>
-            </w:r>
-          </w:p>
-        </w:tc>
-        <w:tc>
-          <w:tcPr>
-            <w:tcW w:type="dxa" w:w="2160"/>
-          </w:tcPr>
-          <w:p>
-            <w:r>
-              <w:t>14%</w:t>
-            </w:r>
-          </w:p>
-        </w:tc>
-      </w:tr>
-      <w:tr>
-        <w:tc>
-          <w:tcPr>
-            <w:tcW w:type="dxa" w:w="2160"/>
-          </w:tcPr>
-          <w:p>
-            <w:r>
-              <w:t>浦华众城信息有限公司</w:t>
-            </w:r>
-          </w:p>
-        </w:tc>
-        <w:tc>
-          <w:tcPr>
-            <w:tcW w:type="dxa" w:w="2160"/>
-          </w:tcPr>
-          <w:p>
-            <w:r>
-              <w:t>云计算</w:t>
-            </w:r>
-          </w:p>
-        </w:tc>
-        <w:tc>
-          <w:tcPr>
-            <w:tcW w:type="dxa" w:w="2160"/>
-          </w:tcPr>
-          <w:p>
-            <w:r>
-              <w:t>625亿</w:t>
-            </w:r>
-          </w:p>
-        </w:tc>
-        <w:tc>
-          <w:tcPr>
-            <w:tcW w:type="dxa" w:w="2160"/>
-          </w:tcPr>
-          <w:p>
-            <w:r>
-              <w:t>11%</w:t>
-            </w:r>
-          </w:p>
-        </w:tc>
-      </w:tr>
-      <w:tr>
-        <w:tc>
-          <w:tcPr>
-            <w:tcW w:type="dxa" w:w="2160"/>
-          </w:tcPr>
-          <w:p>
-            <w:r>
-              <w:t>快讯网络有限公司</w:t>
-            </w:r>
-          </w:p>
-        </w:tc>
-        <w:tc>
-          <w:tcPr>
-            <w:tcW w:type="dxa" w:w="2160"/>
-          </w:tcPr>
-          <w:p>
-            <w:r>
-              <w:t>新能源</w:t>
-            </w:r>
-          </w:p>
-        </w:tc>
-        <w:tc>
-          <w:tcPr>
-            <w:tcW w:type="dxa" w:w="2160"/>
-          </w:tcPr>
-          <w:p>
-            <w:r>
-              <w:t>775亿</w:t>
-            </w:r>
-          </w:p>
-        </w:tc>
-        <w:tc>
-          <w:tcPr>
-            <w:tcW w:type="dxa" w:w="2160"/>
-          </w:tcPr>
-          <w:p>
-            <w:r>
-              <w:t>8%</w:t>
-            </w:r>
-          </w:p>
-        </w:tc>
-      </w:tr>
-      <w:tr>
-        <w:tc>
-          <w:tcPr>
-            <w:tcW w:type="dxa" w:w="2160"/>
-          </w:tcPr>
-          <w:p>
-            <w:r>
-              <w:t>新宇龙信息传媒有限公司</w:t>
-            </w:r>
-          </w:p>
-        </w:tc>
-        <w:tc>
-          <w:tcPr>
-            <w:tcW w:type="dxa" w:w="2160"/>
-          </w:tcPr>
-          <w:p>
-            <w:r>
-              <w:t>机器人</w:t>
-            </w:r>
-          </w:p>
-        </w:tc>
-        <w:tc>
-          <w:tcPr>
-            <w:tcW w:type="dxa" w:w="2160"/>
-          </w:tcPr>
-          <w:p>
-            <w:r>
-              <w:t>181亿</w:t>
-            </w:r>
-          </w:p>
-        </w:tc>
-        <w:tc>
-          <w:tcPr>
-            <w:tcW w:type="dxa" w:w="2160"/>
-          </w:tcPr>
-          <w:p>
-            <w:r>
-              <w:t>6%</w:t>
-            </w:r>
-          </w:p>
-        </w:tc>
-      </w:tr>
-      <w:tr>
-        <w:tc>
-          <w:tcPr>
-            <w:tcW w:type="dxa" w:w="2160"/>
-          </w:tcPr>
-          <w:p>
-            <w:r>
-              <w:t>兰金电子网络有限公司</w:t>
-            </w:r>
-          </w:p>
-        </w:tc>
-        <w:tc>
-          <w:tcPr>
-            <w:tcW w:type="dxa" w:w="2160"/>
-          </w:tcPr>
-          <w:p>
-            <w:r>
-              <w:t>消费科技</w:t>
-            </w:r>
-          </w:p>
-        </w:tc>
-        <w:tc>
-          <w:tcPr>
-            <w:tcW w:type="dxa" w:w="2160"/>
-          </w:tcPr>
-          <w:p>
-            <w:r>
-              <w:t>750亿</w:t>
-            </w:r>
-          </w:p>
-        </w:tc>
-        <w:tc>
-          <w:tcPr>
-            <w:tcW w:type="dxa" w:w="2160"/>
-          </w:tcPr>
-          <w:p>
-            <w:r>
-              <w:t>6%</w:t>
-            </w:r>
-          </w:p>
-        </w:tc>
-      </w:tr>
-      <w:tr>
-        <w:tc>
-          <w:tcPr>
-            <w:tcW w:type="dxa" w:w="2160"/>
-          </w:tcPr>
-          <w:p>
-            <w:r>
-              <w:t>浦华众城科技有限公司</w:t>
-            </w:r>
-          </w:p>
-        </w:tc>
-        <w:tc>
-          <w:tcPr>
-            <w:tcW w:type="dxa" w:w="2160"/>
-          </w:tcPr>
-          <w:p>
-            <w:r>
-              <w:t>半导体</w:t>
-            </w:r>
-          </w:p>
-        </w:tc>
-        <w:tc>
-          <w:tcPr>
-            <w:tcW w:type="dxa" w:w="2160"/>
-          </w:tcPr>
-          <w:p>
-            <w:r>
-              <w:t>166亿</w:t>
-            </w:r>
-          </w:p>
-        </w:tc>
-        <w:tc>
-          <w:tcPr>
-            <w:tcW w:type="dxa" w:w="2160"/>
-          </w:tcPr>
-          <w:p>
-            <w:r>
-              <w:t>25%</w:t>
-            </w:r>
-          </w:p>
-        </w:tc>
-      </w:tr>
-      <w:tr>
-        <w:tc>
-          <w:tcPr>
-            <w:tcW w:type="dxa" w:w="2160"/>
-          </w:tcPr>
-          <w:p>
-            <w:r>
-              <w:t>迪摩科技有限公司</w:t>
-            </w:r>
-          </w:p>
-        </w:tc>
-        <w:tc>
-          <w:tcPr>
-            <w:tcW w:type="dxa" w:w="2160"/>
-          </w:tcPr>
-          <w:p>
-            <w:r>
-              <w:t>人工智能</w:t>
-            </w:r>
-          </w:p>
-        </w:tc>
-        <w:tc>
-          <w:tcPr>
-            <w:tcW w:type="dxa" w:w="2160"/>
-          </w:tcPr>
-          <w:p>
-            <w:r>
-              <w:t>133亿</w:t>
-            </w:r>
-          </w:p>
-        </w:tc>
-        <w:tc>
-          <w:tcPr>
-            <w:tcW w:type="dxa" w:w="2160"/>
-          </w:tcPr>
-          <w:p>
-            <w:r>
-              <w:t>10%</w:t>
-            </w:r>
-          </w:p>
-        </w:tc>
-      </w:tr>
-      <w:tr>
-        <w:tc>
-          <w:tcPr>
-            <w:tcW w:type="dxa" w:w="2160"/>
-          </w:tcPr>
-          <w:p>
-            <w:r>
-              <w:t>东方峻景传媒有限公司</w:t>
-            </w:r>
-          </w:p>
-        </w:tc>
-        <w:tc>
-          <w:tcPr>
-            <w:tcW w:type="dxa" w:w="2160"/>
-          </w:tcPr>
-          <w:p>
-            <w:r>
-              <w:t>新能源</w:t>
-            </w:r>
-          </w:p>
-        </w:tc>
-        <w:tc>
-          <w:tcPr>
-            <w:tcW w:type="dxa" w:w="2160"/>
-          </w:tcPr>
-          <w:p>
-            <w:r>
-              <w:t>370亿</w:t>
-            </w:r>
-          </w:p>
-        </w:tc>
-        <w:tc>
-          <w:tcPr>
-            <w:tcW w:type="dxa" w:w="2160"/>
-          </w:tcPr>
-          <w:p>
-            <w:r>
-              <w:t>5%</w:t>
-            </w:r>
-          </w:p>
-        </w:tc>
-      </w:tr>
-      <w:tr>
-        <w:tc>
-          <w:tcPr>
-            <w:tcW w:type="dxa" w:w="2160"/>
-          </w:tcPr>
-          <w:p>
-            <w:r>
-              <w:t>南康网络有限公司</w:t>
-            </w:r>
-          </w:p>
-        </w:tc>
-        <w:tc>
-          <w:tcPr>
-            <w:tcW w:type="dxa" w:w="2160"/>
-          </w:tcPr>
-          <w:p>
-            <w:r>
-              <w:t>消费科技</w:t>
-            </w:r>
-          </w:p>
-        </w:tc>
-        <w:tc>
-          <w:tcPr>
-            <w:tcW w:type="dxa" w:w="2160"/>
-          </w:tcPr>
-          <w:p>
-            <w:r>
-              <w:t>784亿</w:t>
-            </w:r>
-          </w:p>
-        </w:tc>
-        <w:tc>
-          <w:tcPr>
-            <w:tcW w:type="dxa" w:w="2160"/>
-          </w:tcPr>
-          <w:p>
-            <w:r>
-              <w:t>5%</w:t>
-            </w:r>
-          </w:p>
-        </w:tc>
-      </w:tr>
-    </w:tbl>
-    <w:p>
-      <w:pPr>
-        <w:pStyle w:val="Heading1"/>
-      </w:pPr>
-      <w:r>
-        <w:t>行业分析 4</w:t>
-      </w:r>
-    </w:p>
-    <w:p>
-      <w:r>
-        <w:br/>
-        <w:t>根据内部财务模型测算，浦华众城科技有限公司 在未来三年</w:t>
-        <w:br/>
-        <w:t>收入复合增长率预计可达到 18% 左右。</w:t>
-        <w:br/>
-        <w:t>该预测基于行业需求增长以及公司产能扩张计划。</w:t>
-        <w:br/>
-      </w:r>
-    </w:p>
-    <w:p>
-      <w:r>
-        <w:br/>
-        <w:t>风险管理部认为，云计算 行业仍然面临若干</w:t>
-        <w:br/>
-        <w:t>不确定性因素，包括技术迭代风险、政策变化、</w:t>
-        <w:br/>
-        <w:t>以及市场竞争加剧等问题。</w:t>
-        <w:br/>
-      </w:r>
-    </w:p>
-    <w:p>
-      <w:r>
-        <w:br/>
-        <w:t>从产业链角度看，机器人 行业主要由上游设备厂商、</w:t>
-        <w:br/>
-        <w:t>中游平台企业以及下游应用厂商组成。</w:t>
-        <w:br/>
-        <w:t>新宇龙信息传媒有限公司 主要位于产业链的 中游 环节。</w:t>
-        <w:br/>
-      </w:r>
-    </w:p>
-    <w:p>
-      <w:r>
-        <w:br/>
-        <w:t>易动力科技有限公司 是中国 云计算 行业的重要企业之一。</w:t>
-        <w:br/>
-        <w:t>根据华辰资本 资产配置委员会 的研究，该公司成立于 2014 年，</w:t>
-        <w:br/>
-        <w:t>目前员工规模约 1450 人。公司近年来持续加大研发投入，</w:t>
-        <w:br/>
-        <w:t>在核心技术方面形成了较强的竞争壁垒。</w:t>
-        <w:br/>
-      </w:r>
-    </w:p>
-    <w:p>
-      <w:r>
-        <w:br/>
-        <w:t>根据内部财务模型测算，华远软件信息有限公司 在未来三年</w:t>
-        <w:br/>
-        <w:t>收入复合增长率预计可达到 17% 左右。</w:t>
-        <w:br/>
-        <w:t>该预测基于行业需求增长以及公司产能扩张计划。</w:t>
-        <w:br/>
-      </w:r>
-    </w:p>
-    <w:p>
-      <w:r>
-        <w:br/>
-        <w:t>银嘉信息有限公司 是中国 消费科技 行业的重要企业之一。</w:t>
-        <w:br/>
-        <w:t>根据华辰资本 量化研究部 的研究，该公司成立于 2020 年，</w:t>
-        <w:br/>
-        <w:t>目前员工规模约 2026 人。公司近年来持续加大研发投入，</w:t>
-        <w:br/>
-        <w:t>在核心技术方面形成了较强的竞争壁垒。</w:t>
-        <w:br/>
-      </w:r>
-    </w:p>
-    <w:p>
-      <w:r>
-        <w:br/>
-        <w:t>万迅电脑网络有限公司 是中国 半导体 行业的重要企业之一。</w:t>
-        <w:br/>
-        <w:t>根据华辰资本 量化研究部 的研究，该公司成立于 2019 年，</w:t>
-        <w:br/>
-        <w:t>目前员工规模约 7385 人。公司近年来持续加大研发投入，</w:t>
-        <w:br/>
-        <w:t>在核心技术方面形成了较强的竞争壁垒。</w:t>
-        <w:br/>
-      </w:r>
-    </w:p>
-    <w:p>
-      <w:r>
-        <w:br/>
-        <w:t>鸿睿思博网络有限公司 是中国 新能源 行业的重要企业之一。</w:t>
-        <w:br/>
-        <w:t>根据华辰资本 资产配置委员会 的研究，该公司成立于 2015 年，</w:t>
-        <w:br/>
-        <w:t>目前员工规模约 1240 人。公司近年来持续加大研发投入，</w:t>
-        <w:br/>
-        <w:t>在核心技术方面形成了较强的竞争壁垒。</w:t>
-        <w:br/>
-      </w:r>
-    </w:p>
-    <w:tbl>
-      <w:tblPr>
-        <w:tblW w:type="auto" w:w="0"/>
-        <w:tblLook w:firstColumn="1" w:firstRow="1" w:lastColumn="0" w:lastRow="0" w:noHBand="0" w:noVBand="1" w:val="04A0"/>
-      </w:tblPr>
-      <w:tblGrid>
-        <w:gridCol w:w="2160"/>
-        <w:gridCol w:w="2160"/>
-        <w:gridCol w:w="2160"/>
-        <w:gridCol w:w="2160"/>
-      </w:tblGrid>
-      <w:tr>
-        <w:tc>
-          <w:tcPr>
-            <w:tcW w:type="dxa" w:w="2160"/>
-          </w:tcPr>
-          <w:p>
-            <w:r>
-              <w:t>公司</w:t>
-            </w:r>
-          </w:p>
-        </w:tc>
-        <w:tc>
-          <w:tcPr>
-            <w:tcW w:type="dxa" w:w="2160"/>
-          </w:tcPr>
-          <w:p>
-            <w:r>
-              <w:t>行业</w:t>
-            </w:r>
-          </w:p>
-        </w:tc>
-        <w:tc>
-          <w:tcPr>
-            <w:tcW w:type="dxa" w:w="2160"/>
-          </w:tcPr>
-          <w:p>
-            <w:r>
-              <w:t>市值</w:t>
-            </w:r>
-          </w:p>
-        </w:tc>
-        <w:tc>
-          <w:tcPr>
-            <w:tcW w:type="dxa" w:w="2160"/>
-          </w:tcPr>
-          <w:p>
-            <w:r>
-              <w:t>增长率</w:t>
-            </w:r>
-          </w:p>
-        </w:tc>
-      </w:tr>
-      <w:tr>
-        <w:tc>
-          <w:tcPr>
-            <w:tcW w:type="dxa" w:w="2160"/>
-          </w:tcPr>
-          <w:p>
-            <w:r>
-              <w:t>华远软件信息有限公司</w:t>
-            </w:r>
-          </w:p>
-        </w:tc>
-        <w:tc>
-          <w:tcPr>
-            <w:tcW w:type="dxa" w:w="2160"/>
-          </w:tcPr>
-          <w:p>
-            <w:r>
-              <w:t>半导体</w:t>
-            </w:r>
-          </w:p>
-        </w:tc>
-        <w:tc>
-          <w:tcPr>
-            <w:tcW w:type="dxa" w:w="2160"/>
-          </w:tcPr>
-          <w:p>
-            <w:r>
-              <w:t>359亿</w:t>
-            </w:r>
-          </w:p>
-        </w:tc>
-        <w:tc>
-          <w:tcPr>
-            <w:tcW w:type="dxa" w:w="2160"/>
-          </w:tcPr>
-          <w:p>
-            <w:r>
-              <w:t>27%</w:t>
-            </w:r>
-          </w:p>
-        </w:tc>
-      </w:tr>
-      <w:tr>
-        <w:tc>
-          <w:tcPr>
-            <w:tcW w:type="dxa" w:w="2160"/>
-          </w:tcPr>
-          <w:p>
-            <w:r>
-              <w:t>雨林木风计算机网络有限公司</w:t>
-            </w:r>
-          </w:p>
-        </w:tc>
-        <w:tc>
-          <w:tcPr>
-            <w:tcW w:type="dxa" w:w="2160"/>
-          </w:tcPr>
-          <w:p>
-            <w:r>
-              <w:t>医疗科技</w:t>
-            </w:r>
-          </w:p>
-        </w:tc>
-        <w:tc>
-          <w:tcPr>
-            <w:tcW w:type="dxa" w:w="2160"/>
-          </w:tcPr>
-          <w:p>
-            <w:r>
-              <w:t>297亿</w:t>
-            </w:r>
-          </w:p>
-        </w:tc>
-        <w:tc>
-          <w:tcPr>
-            <w:tcW w:type="dxa" w:w="2160"/>
-          </w:tcPr>
-          <w:p>
-            <w:r>
-              <w:t>21%</w:t>
-            </w:r>
-          </w:p>
-        </w:tc>
-      </w:tr>
-      <w:tr>
-        <w:tc>
-          <w:tcPr>
-            <w:tcW w:type="dxa" w:w="2160"/>
-          </w:tcPr>
-          <w:p>
-            <w:r>
-              <w:t>创联世纪科技有限公司</w:t>
-            </w:r>
-          </w:p>
-        </w:tc>
-        <w:tc>
-          <w:tcPr>
-            <w:tcW w:type="dxa" w:w="2160"/>
-          </w:tcPr>
-          <w:p>
-            <w:r>
-              <w:t>医疗科技</w:t>
-            </w:r>
-          </w:p>
-        </w:tc>
-        <w:tc>
-          <w:tcPr>
-            <w:tcW w:type="dxa" w:w="2160"/>
-          </w:tcPr>
-          <w:p>
-            <w:r>
-              <w:t>644亿</w:t>
-            </w:r>
-          </w:p>
-        </w:tc>
-        <w:tc>
-          <w:tcPr>
-            <w:tcW w:type="dxa" w:w="2160"/>
-          </w:tcPr>
-          <w:p>
-            <w:r>
-              <w:t>21%</w:t>
-            </w:r>
-          </w:p>
-        </w:tc>
-      </w:tr>
-      <w:tr>
-        <w:tc>
-          <w:tcPr>
-            <w:tcW w:type="dxa" w:w="2160"/>
-          </w:tcPr>
-          <w:p>
-            <w:r>
-              <w:t>佳禾科技有限公司</w:t>
-            </w:r>
-          </w:p>
-        </w:tc>
-        <w:tc>
-          <w:tcPr>
-            <w:tcW w:type="dxa" w:w="2160"/>
-          </w:tcPr>
-          <w:p>
-            <w:r>
-              <w:t>半导体</w:t>
-            </w:r>
-          </w:p>
-        </w:tc>
-        <w:tc>
-          <w:tcPr>
-            <w:tcW w:type="dxa" w:w="2160"/>
-          </w:tcPr>
-          <w:p>
-            <w:r>
-              <w:t>173亿</w:t>
-            </w:r>
-          </w:p>
-        </w:tc>
-        <w:tc>
-          <w:tcPr>
-            <w:tcW w:type="dxa" w:w="2160"/>
-          </w:tcPr>
-          <w:p>
-            <w:r>
-              <w:t>8%</w:t>
-            </w:r>
-          </w:p>
-        </w:tc>
-      </w:tr>
-      <w:tr>
-        <w:tc>
-          <w:tcPr>
-            <w:tcW w:type="dxa" w:w="2160"/>
-          </w:tcPr>
-          <w:p>
-            <w:r>
-              <w:t>快讯网络有限公司</w:t>
-            </w:r>
-          </w:p>
-        </w:tc>
-        <w:tc>
-          <w:tcPr>
-            <w:tcW w:type="dxa" w:w="2160"/>
-          </w:tcPr>
-          <w:p>
-            <w:r>
-              <w:t>新能源</w:t>
-            </w:r>
-          </w:p>
-        </w:tc>
-        <w:tc>
-          <w:tcPr>
-            <w:tcW w:type="dxa" w:w="2160"/>
-          </w:tcPr>
-          <w:p>
-            <w:r>
-              <w:t>254亿</w:t>
-            </w:r>
-          </w:p>
-        </w:tc>
-        <w:tc>
-          <w:tcPr>
-            <w:tcW w:type="dxa" w:w="2160"/>
-          </w:tcPr>
-          <w:p>
-            <w:r>
-              <w:t>26%</w:t>
-            </w:r>
-          </w:p>
-        </w:tc>
-      </w:tr>
-      <w:tr>
-        <w:tc>
-          <w:tcPr>
-            <w:tcW w:type="dxa" w:w="2160"/>
-          </w:tcPr>
-          <w:p>
-            <w:r>
-              <w:t>鸿睿思博网络有限公司</w:t>
-            </w:r>
-          </w:p>
-        </w:tc>
-        <w:tc>
-          <w:tcPr>
-            <w:tcW w:type="dxa" w:w="2160"/>
-          </w:tcPr>
-          <w:p>
-            <w:r>
-              <w:t>新能源</w:t>
-            </w:r>
-          </w:p>
-        </w:tc>
-        <w:tc>
-          <w:tcPr>
-            <w:tcW w:type="dxa" w:w="2160"/>
-          </w:tcPr>
-          <w:p>
-            <w:r>
-              <w:t>440亿</w:t>
-            </w:r>
-          </w:p>
-        </w:tc>
-        <w:tc>
-          <w:tcPr>
-            <w:tcW w:type="dxa" w:w="2160"/>
-          </w:tcPr>
-          <w:p>
-            <w:r>
-              <w:t>27%</w:t>
-            </w:r>
-          </w:p>
-        </w:tc>
-      </w:tr>
-      <w:tr>
-        <w:tc>
-          <w:tcPr>
-            <w:tcW w:type="dxa" w:w="2160"/>
-          </w:tcPr>
-          <w:p>
-            <w:r>
-              <w:t>凌云网络有限公司</w:t>
-            </w:r>
-          </w:p>
-        </w:tc>
-        <w:tc>
-          <w:tcPr>
-            <w:tcW w:type="dxa" w:w="2160"/>
-          </w:tcPr>
-          <w:p>
-            <w:r>
-              <w:t>医疗科技</w:t>
-            </w:r>
-          </w:p>
-        </w:tc>
-        <w:tc>
-          <w:tcPr>
-            <w:tcW w:type="dxa" w:w="2160"/>
-          </w:tcPr>
-          <w:p>
-            <w:r>
-              <w:t>394亿</w:t>
-            </w:r>
-          </w:p>
-        </w:tc>
-        <w:tc>
-          <w:tcPr>
-            <w:tcW w:type="dxa" w:w="2160"/>
-          </w:tcPr>
-          <w:p>
-            <w:r>
-              <w:t>30%</w:t>
-            </w:r>
-          </w:p>
-        </w:tc>
-      </w:tr>
-      <w:tr>
-        <w:tc>
-          <w:tcPr>
-            <w:tcW w:type="dxa" w:w="2160"/>
-          </w:tcPr>
-          <w:p>
-            <w:r>
-              <w:t>万迅电脑网络有限公司</w:t>
-            </w:r>
-          </w:p>
-        </w:tc>
-        <w:tc>
-          <w:tcPr>
-            <w:tcW w:type="dxa" w:w="2160"/>
-          </w:tcPr>
-          <w:p>
-            <w:r>
-              <w:t>半导体</w:t>
-            </w:r>
-          </w:p>
-        </w:tc>
-        <w:tc>
-          <w:tcPr>
-            <w:tcW w:type="dxa" w:w="2160"/>
-          </w:tcPr>
-          <w:p>
-            <w:r>
-              <w:t>200亿</w:t>
-            </w:r>
-          </w:p>
-        </w:tc>
-        <w:tc>
-          <w:tcPr>
-            <w:tcW w:type="dxa" w:w="2160"/>
-          </w:tcPr>
-          <w:p>
-            <w:r>
-              <w:t>14%</w:t>
-            </w:r>
-          </w:p>
-        </w:tc>
-      </w:tr>
-      <w:tr>
-        <w:tc>
-          <w:tcPr>
-            <w:tcW w:type="dxa" w:w="2160"/>
-          </w:tcPr>
-          <w:p>
-            <w:r>
-              <w:t>天益科技有限公司</w:t>
-            </w:r>
-          </w:p>
-        </w:tc>
-        <w:tc>
-          <w:tcPr>
-            <w:tcW w:type="dxa" w:w="2160"/>
-          </w:tcPr>
-          <w:p>
-            <w:r>
-              <w:t>半导体</w:t>
-            </w:r>
-          </w:p>
-        </w:tc>
-        <w:tc>
-          <w:tcPr>
-            <w:tcW w:type="dxa" w:w="2160"/>
-          </w:tcPr>
-          <w:p>
-            <w:r>
-              <w:t>791亿</w:t>
-            </w:r>
-          </w:p>
-        </w:tc>
-        <w:tc>
-          <w:tcPr>
-            <w:tcW w:type="dxa" w:w="2160"/>
-          </w:tcPr>
-          <w:p>
-            <w:r>
-              <w:t>10%</w:t>
-            </w:r>
-          </w:p>
-        </w:tc>
-      </w:tr>
-      <w:tr>
-        <w:tc>
-          <w:tcPr>
-            <w:tcW w:type="dxa" w:w="2160"/>
-          </w:tcPr>
-          <w:p>
-            <w:r>
-              <w:t>雨林木风计算机科技有限公司</w:t>
-            </w:r>
-          </w:p>
-        </w:tc>
-        <w:tc>
-          <w:tcPr>
-            <w:tcW w:type="dxa" w:w="2160"/>
-          </w:tcPr>
-          <w:p>
-            <w:r>
-              <w:t>人工智能</w:t>
-            </w:r>
-          </w:p>
-        </w:tc>
-        <w:tc>
-          <w:tcPr>
-            <w:tcW w:type="dxa" w:w="2160"/>
-          </w:tcPr>
-          <w:p>
-            <w:r>
-              <w:t>411亿</w:t>
-            </w:r>
-          </w:p>
-        </w:tc>
-        <w:tc>
-          <w:tcPr>
-            <w:tcW w:type="dxa" w:w="2160"/>
-          </w:tcPr>
-          <w:p>
-            <w:r>
-              <w:t>25%</w:t>
-            </w:r>
-          </w:p>
-        </w:tc>
-      </w:tr>
-      <w:tr>
-        <w:tc>
-          <w:tcPr>
-            <w:tcW w:type="dxa" w:w="2160"/>
-          </w:tcPr>
-          <w:p>
-            <w:r>
-              <w:t>飞利信科技有限公司</w:t>
-            </w:r>
-          </w:p>
-        </w:tc>
-        <w:tc>
-          <w:tcPr>
-            <w:tcW w:type="dxa" w:w="2160"/>
-          </w:tcPr>
-          <w:p>
-            <w:r>
-              <w:t>新能源</w:t>
-            </w:r>
-          </w:p>
-        </w:tc>
-        <w:tc>
-          <w:tcPr>
-            <w:tcW w:type="dxa" w:w="2160"/>
-          </w:tcPr>
-          <w:p>
-            <w:r>
-              <w:t>703亿</w:t>
-            </w:r>
-          </w:p>
-        </w:tc>
-        <w:tc>
-          <w:tcPr>
-            <w:tcW w:type="dxa" w:w="2160"/>
-          </w:tcPr>
-          <w:p>
-            <w:r>
-              <w:t>10%</w:t>
-            </w:r>
-          </w:p>
-        </w:tc>
-      </w:tr>
-      <w:tr>
-        <w:tc>
-          <w:tcPr>
-            <w:tcW w:type="dxa" w:w="2160"/>
-          </w:tcPr>
-          <w:p>
-            <w:r>
-              <w:t>鸿睿思博信息有限公司</w:t>
-            </w:r>
-          </w:p>
-        </w:tc>
-        <w:tc>
-          <w:tcPr>
-            <w:tcW w:type="dxa" w:w="2160"/>
-          </w:tcPr>
-          <w:p>
-            <w:r>
-              <w:t>半导体</w:t>
-            </w:r>
-          </w:p>
-        </w:tc>
-        <w:tc>
-          <w:tcPr>
-            <w:tcW w:type="dxa" w:w="2160"/>
-          </w:tcPr>
-          <w:p>
-            <w:r>
-              <w:t>226亿</w:t>
-            </w:r>
-          </w:p>
-        </w:tc>
-        <w:tc>
-          <w:tcPr>
-            <w:tcW w:type="dxa" w:w="2160"/>
-          </w:tcPr>
-          <w:p>
-            <w:r>
-              <w:t>19%</w:t>
-            </w:r>
-          </w:p>
-        </w:tc>
-      </w:tr>
-      <w:tr>
-        <w:tc>
-          <w:tcPr>
-            <w:tcW w:type="dxa" w:w="2160"/>
-          </w:tcPr>
-          <w:p>
-            <w:r>
-              <w:t>鸿睿思博信息有限公司</w:t>
-            </w:r>
-          </w:p>
-        </w:tc>
-        <w:tc>
-          <w:tcPr>
-            <w:tcW w:type="dxa" w:w="2160"/>
-          </w:tcPr>
-          <w:p>
-            <w:r>
-              <w:t>半导体</w:t>
-            </w:r>
-          </w:p>
-        </w:tc>
-        <w:tc>
-          <w:tcPr>
-            <w:tcW w:type="dxa" w:w="2160"/>
-          </w:tcPr>
-          <w:p>
-            <w:r>
-              <w:t>264亿</w:t>
-            </w:r>
-          </w:p>
-        </w:tc>
-        <w:tc>
-          <w:tcPr>
-            <w:tcW w:type="dxa" w:w="2160"/>
-          </w:tcPr>
-          <w:p>
-            <w:r>
-              <w:t>13%</w:t>
-            </w:r>
-          </w:p>
-        </w:tc>
-      </w:tr>
-      <w:tr>
-        <w:tc>
-          <w:tcPr>
-            <w:tcW w:type="dxa" w:w="2160"/>
-          </w:tcPr>
-          <w:p>
-            <w:r>
-              <w:t>雨林木风计算机科技有限公司</w:t>
-            </w:r>
-          </w:p>
-        </w:tc>
-        <w:tc>
-          <w:tcPr>
-            <w:tcW w:type="dxa" w:w="2160"/>
-          </w:tcPr>
-          <w:p>
-            <w:r>
-              <w:t>人工智能</w:t>
-            </w:r>
-          </w:p>
-        </w:tc>
-        <w:tc>
-          <w:tcPr>
-            <w:tcW w:type="dxa" w:w="2160"/>
-          </w:tcPr>
-          <w:p>
-            <w:r>
-              <w:t>221亿</w:t>
-            </w:r>
-          </w:p>
-        </w:tc>
-        <w:tc>
-          <w:tcPr>
-            <w:tcW w:type="dxa" w:w="2160"/>
-          </w:tcPr>
-          <w:p>
-            <w:r>
-              <w:t>24%</w:t>
-            </w:r>
-          </w:p>
-        </w:tc>
-      </w:tr>
-      <w:tr>
-        <w:tc>
-          <w:tcPr>
-            <w:tcW w:type="dxa" w:w="2160"/>
-          </w:tcPr>
-          <w:p>
-            <w:r>
-              <w:t>九方信息有限公司</w:t>
-            </w:r>
-          </w:p>
-        </w:tc>
-        <w:tc>
-          <w:tcPr>
-            <w:tcW w:type="dxa" w:w="2160"/>
-          </w:tcPr>
-          <w:p>
-            <w:r>
-              <w:t>新能源</w:t>
-            </w:r>
-          </w:p>
-        </w:tc>
-        <w:tc>
-          <w:tcPr>
-            <w:tcW w:type="dxa" w:w="2160"/>
-          </w:tcPr>
-          <w:p>
-            <w:r>
-              <w:t>620亿</w:t>
-            </w:r>
-          </w:p>
-        </w:tc>
-        <w:tc>
-          <w:tcPr>
-            <w:tcW w:type="dxa" w:w="2160"/>
-          </w:tcPr>
-          <w:p>
-            <w:r>
-              <w:t>17%</w:t>
-            </w:r>
-          </w:p>
-        </w:tc>
-      </w:tr>
-    </w:tbl>
-    <w:p>
-      <w:pPr>
-        <w:pStyle w:val="Heading1"/>
-      </w:pPr>
-      <w:r>
-        <w:t>行业分析 5</w:t>
-      </w:r>
-    </w:p>
-    <w:p>
-      <w:r>
-        <w:br/>
-        <w:t>风险管理部认为，云计算 行业仍然面临若干</w:t>
-        <w:br/>
-        <w:t>不确定性因素，包括技术迭代风险、政策变化、</w:t>
-        <w:br/>
-        <w:t>以及市场竞争加剧等问题。</w:t>
-        <w:br/>
-      </w:r>
-    </w:p>
-    <w:p>
-      <w:r>
-        <w:br/>
-        <w:t>从产业链角度看，消费科技 行业主要由上游设备厂商、</w:t>
-        <w:br/>
-        <w:t>中游平台企业以及下游应用厂商组成。</w:t>
-        <w:br/>
-        <w:t>南康网络有限公司 主要位于产业链的 上游 环节。</w:t>
-        <w:br/>
-      </w:r>
-    </w:p>
-    <w:p>
-      <w:r>
-        <w:br/>
-        <w:t>创亿信息有限公司 是中国 医疗科技 行业的重要企业之一。</w:t>
-        <w:br/>
-        <w:t>根据华辰资本 资产配置委员会 的研究，该公司成立于 2007 年，</w:t>
-        <w:br/>
-        <w:t>目前员工规模约 7601 人。公司近年来持续加大研发投入，</w:t>
-        <w:br/>
-        <w:t>在核心技术方面形成了较强的竞争壁垒。</w:t>
-        <w:br/>
-      </w:r>
-    </w:p>
-    <w:p>
-      <w:r>
-        <w:br/>
-        <w:t>兰金电子网络有限公司 是中国 消费科技 行业的重要企业之一。</w:t>
-        <w:br/>
-        <w:t>根据华辰资本 资产配置委员会 的研究，该公司成立于 2006 年，</w:t>
-        <w:br/>
-        <w:t>目前员工规模约 4629 人。公司近年来持续加大研发投入，</w:t>
-        <w:br/>
-        <w:t>在核心技术方面形成了较强的竞争壁垒。</w:t>
-        <w:br/>
-      </w:r>
-    </w:p>
-    <w:p>
-      <w:r>
-        <w:br/>
-        <w:t>佳禾科技有限公司 是中国 半导体 行业的重要企业之一。</w:t>
-        <w:br/>
-        <w:t>根据华辰资本 量化研究部 的研究，该公司成立于 2015 年，</w:t>
-        <w:br/>
-        <w:t>目前员工规模约 3623 人。公司近年来持续加大研发投入，</w:t>
-        <w:br/>
-        <w:t>在核心技术方面形成了较强的竞争壁垒。</w:t>
-        <w:br/>
-      </w:r>
-    </w:p>
-    <w:p>
-      <w:r>
-        <w:br/>
-        <w:t>华辰资本旗下的 HC Global Macro Fund 在最近的资产配置会议中</w:t>
-        <w:br/>
-        <w:t>讨论了 消费科技 行业的投资机会，并对 昂歌信息科技有限公司</w:t>
-        <w:br/>
-        <w:t>进行了重点评估。</w:t>
-        <w:br/>
-      </w:r>
-    </w:p>
-    <w:p>
-      <w:r>
-        <w:br/>
-        <w:t>从产业链角度看，云计算 行业主要由上游设备厂商、</w:t>
-        <w:br/>
-        <w:t>中游平台企业以及下游应用厂商组成。</w:t>
-        <w:br/>
-        <w:t>创亿网络有限公司 主要位于产业链的 上游 环节。</w:t>
-        <w:br/>
-      </w:r>
-    </w:p>
-    <w:p>
-      <w:r>
-        <w:br/>
-        <w:t>从产业链角度看，半导体 行业主要由上游设备厂商、</w:t>
-        <w:br/>
-        <w:t>中游平台企业以及下游应用厂商组成。</w:t>
-        <w:br/>
-        <w:t>华远软件信息有限公司 主要位于产业链的 下游 环节。</w:t>
-        <w:br/>
-      </w:r>
-    </w:p>
-    <w:tbl>
-      <w:tblPr>
-        <w:tblW w:type="auto" w:w="0"/>
-        <w:tblLook w:firstColumn="1" w:firstRow="1" w:lastColumn="0" w:lastRow="0" w:noHBand="0" w:noVBand="1" w:val="04A0"/>
-      </w:tblPr>
-      <w:tblGrid>
-        <w:gridCol w:w="2160"/>
-        <w:gridCol w:w="2160"/>
-        <w:gridCol w:w="2160"/>
-        <w:gridCol w:w="2160"/>
-      </w:tblGrid>
-      <w:tr>
-        <w:tc>
-          <w:tcPr>
-            <w:tcW w:type="dxa" w:w="2160"/>
-          </w:tcPr>
-          <w:p>
-            <w:r>
-              <w:t>公司</w:t>
-            </w:r>
-          </w:p>
-        </w:tc>
-        <w:tc>
-          <w:tcPr>
-            <w:tcW w:type="dxa" w:w="2160"/>
-          </w:tcPr>
-          <w:p>
-            <w:r>
-              <w:t>行业</w:t>
-            </w:r>
-          </w:p>
-        </w:tc>
-        <w:tc>
-          <w:tcPr>
-            <w:tcW w:type="dxa" w:w="2160"/>
-          </w:tcPr>
-          <w:p>
-            <w:r>
-              <w:t>市值</w:t>
-            </w:r>
-          </w:p>
-        </w:tc>
-        <w:tc>
-          <w:tcPr>
-            <w:tcW w:type="dxa" w:w="2160"/>
-          </w:tcPr>
-          <w:p>
-            <w:r>
-              <w:t>增长率</w:t>
-            </w:r>
-          </w:p>
-        </w:tc>
-      </w:tr>
-      <w:tr>
-        <w:tc>
-          <w:tcPr>
-            <w:tcW w:type="dxa" w:w="2160"/>
-          </w:tcPr>
-          <w:p>
-            <w:r>
-              <w:t>浦华众城科技有限公司</w:t>
-            </w:r>
-          </w:p>
-        </w:tc>
-        <w:tc>
-          <w:tcPr>
-            <w:tcW w:type="dxa" w:w="2160"/>
-          </w:tcPr>
-          <w:p>
-            <w:r>
-              <w:t>半导体</w:t>
-            </w:r>
-          </w:p>
-        </w:tc>
-        <w:tc>
-          <w:tcPr>
-            <w:tcW w:type="dxa" w:w="2160"/>
-          </w:tcPr>
-          <w:p>
-            <w:r>
-              <w:t>153亿</w:t>
-            </w:r>
-          </w:p>
-        </w:tc>
-        <w:tc>
-          <w:tcPr>
-            <w:tcW w:type="dxa" w:w="2160"/>
-          </w:tcPr>
-          <w:p>
-            <w:r>
-              <w:t>26%</w:t>
-            </w:r>
-          </w:p>
-        </w:tc>
-      </w:tr>
-      <w:tr>
-        <w:tc>
-          <w:tcPr>
-            <w:tcW w:type="dxa" w:w="2160"/>
-          </w:tcPr>
-          <w:p>
-            <w:r>
-              <w:t>国讯网络有限公司</w:t>
-            </w:r>
-          </w:p>
-        </w:tc>
-        <w:tc>
-          <w:tcPr>
-            <w:tcW w:type="dxa" w:w="2160"/>
-          </w:tcPr>
-          <w:p>
-            <w:r>
-              <w:t>云计算</w:t>
-            </w:r>
-          </w:p>
-        </w:tc>
-        <w:tc>
-          <w:tcPr>
-            <w:tcW w:type="dxa" w:w="2160"/>
-          </w:tcPr>
-          <w:p>
-            <w:r>
-              <w:t>124亿</w:t>
-            </w:r>
-          </w:p>
-        </w:tc>
-        <w:tc>
-          <w:tcPr>
-            <w:tcW w:type="dxa" w:w="2160"/>
-          </w:tcPr>
-          <w:p>
-            <w:r>
-              <w:t>8%</w:t>
-            </w:r>
-          </w:p>
-        </w:tc>
-      </w:tr>
-      <w:tr>
-        <w:tc>
-          <w:tcPr>
-            <w:tcW w:type="dxa" w:w="2160"/>
-          </w:tcPr>
-          <w:p>
-            <w:r>
-              <w:t>济南亿次元网络有限公司</w:t>
-            </w:r>
-          </w:p>
-        </w:tc>
-        <w:tc>
-          <w:tcPr>
-            <w:tcW w:type="dxa" w:w="2160"/>
-          </w:tcPr>
-          <w:p>
-            <w:r>
-              <w:t>机器人</w:t>
-            </w:r>
-          </w:p>
-        </w:tc>
-        <w:tc>
-          <w:tcPr>
-            <w:tcW w:type="dxa" w:w="2160"/>
-          </w:tcPr>
-          <w:p>
-            <w:r>
-              <w:t>443亿</w:t>
-            </w:r>
-          </w:p>
-        </w:tc>
-        <w:tc>
-          <w:tcPr>
-            <w:tcW w:type="dxa" w:w="2160"/>
-          </w:tcPr>
-          <w:p>
-            <w:r>
-              <w:t>24%</w:t>
-            </w:r>
-          </w:p>
-        </w:tc>
-      </w:tr>
-      <w:tr>
-        <w:tc>
-          <w:tcPr>
-            <w:tcW w:type="dxa" w:w="2160"/>
-          </w:tcPr>
-          <w:p>
-            <w:r>
-              <w:t>精芯科技有限公司</w:t>
-            </w:r>
-          </w:p>
-        </w:tc>
-        <w:tc>
-          <w:tcPr>
-            <w:tcW w:type="dxa" w:w="2160"/>
-          </w:tcPr>
-          <w:p>
-            <w:r>
-              <w:t>云计算</w:t>
-            </w:r>
-          </w:p>
-        </w:tc>
-        <w:tc>
-          <w:tcPr>
-            <w:tcW w:type="dxa" w:w="2160"/>
-          </w:tcPr>
-          <w:p>
-            <w:r>
-              <w:t>739亿</w:t>
-            </w:r>
-          </w:p>
-        </w:tc>
-        <w:tc>
-          <w:tcPr>
-            <w:tcW w:type="dxa" w:w="2160"/>
-          </w:tcPr>
-          <w:p>
-            <w:r>
-              <w:t>17%</w:t>
-            </w:r>
-          </w:p>
-        </w:tc>
-      </w:tr>
-      <w:tr>
-        <w:tc>
-          <w:tcPr>
-            <w:tcW w:type="dxa" w:w="2160"/>
-          </w:tcPr>
-          <w:p>
-            <w:r>
-              <w:t>凌云网络有限公司</w:t>
-            </w:r>
-          </w:p>
-        </w:tc>
-        <w:tc>
-          <w:tcPr>
-            <w:tcW w:type="dxa" w:w="2160"/>
-          </w:tcPr>
-          <w:p>
-            <w:r>
-              <w:t>医疗科技</w:t>
-            </w:r>
-          </w:p>
-        </w:tc>
-        <w:tc>
-          <w:tcPr>
-            <w:tcW w:type="dxa" w:w="2160"/>
-          </w:tcPr>
-          <w:p>
-            <w:r>
-              <w:t>169亿</w:t>
-            </w:r>
-          </w:p>
-        </w:tc>
-        <w:tc>
-          <w:tcPr>
-            <w:tcW w:type="dxa" w:w="2160"/>
-          </w:tcPr>
-          <w:p>
-            <w:r>
-              <w:t>14%</w:t>
-            </w:r>
-          </w:p>
-        </w:tc>
-      </w:tr>
-      <w:tr>
-        <w:tc>
-          <w:tcPr>
-            <w:tcW w:type="dxa" w:w="2160"/>
-          </w:tcPr>
-          <w:p>
-            <w:r>
-              <w:t>凌云网络有限公司</w:t>
-            </w:r>
-          </w:p>
-        </w:tc>
-        <w:tc>
-          <w:tcPr>
-            <w:tcW w:type="dxa" w:w="2160"/>
-          </w:tcPr>
-          <w:p>
-            <w:r>
-              <w:t>医疗科技</w:t>
-            </w:r>
-          </w:p>
-        </w:tc>
-        <w:tc>
-          <w:tcPr>
-            <w:tcW w:type="dxa" w:w="2160"/>
-          </w:tcPr>
-          <w:p>
-            <w:r>
-              <w:t>585亿</w:t>
-            </w:r>
-          </w:p>
-        </w:tc>
-        <w:tc>
-          <w:tcPr>
-            <w:tcW w:type="dxa" w:w="2160"/>
-          </w:tcPr>
-          <w:p>
-            <w:r>
-              <w:t>5%</w:t>
-            </w:r>
-          </w:p>
-        </w:tc>
-      </w:tr>
-      <w:tr>
-        <w:tc>
-          <w:tcPr>
-            <w:tcW w:type="dxa" w:w="2160"/>
-          </w:tcPr>
-          <w:p>
-            <w:r>
-              <w:t>创亿网络有限公司</w:t>
-            </w:r>
-          </w:p>
-        </w:tc>
-        <w:tc>
-          <w:tcPr>
-            <w:tcW w:type="dxa" w:w="2160"/>
-          </w:tcPr>
-          <w:p>
-            <w:r>
-              <w:t>云计算</w:t>
-            </w:r>
-          </w:p>
-        </w:tc>
-        <w:tc>
-          <w:tcPr>
-            <w:tcW w:type="dxa" w:w="2160"/>
-          </w:tcPr>
-          <w:p>
-            <w:r>
-              <w:t>195亿</w:t>
-            </w:r>
-          </w:p>
-        </w:tc>
-        <w:tc>
-          <w:tcPr>
-            <w:tcW w:type="dxa" w:w="2160"/>
-          </w:tcPr>
-          <w:p>
-            <w:r>
-              <w:t>17%</w:t>
-            </w:r>
-          </w:p>
-        </w:tc>
-      </w:tr>
-      <w:tr>
-        <w:tc>
-          <w:tcPr>
-            <w:tcW w:type="dxa" w:w="2160"/>
-          </w:tcPr>
-          <w:p>
-            <w:r>
-              <w:t>昂歌信息科技有限公司</w:t>
-            </w:r>
-          </w:p>
-        </w:tc>
-        <w:tc>
-          <w:tcPr>
-            <w:tcW w:type="dxa" w:w="2160"/>
-          </w:tcPr>
-          <w:p>
-            <w:r>
-              <w:t>消费科技</w:t>
-            </w:r>
-          </w:p>
-        </w:tc>
-        <w:tc>
-          <w:tcPr>
-            <w:tcW w:type="dxa" w:w="2160"/>
-          </w:tcPr>
-          <w:p>
-            <w:r>
-              <w:t>416亿</w:t>
-            </w:r>
-          </w:p>
-        </w:tc>
-        <w:tc>
-          <w:tcPr>
-            <w:tcW w:type="dxa" w:w="2160"/>
-          </w:tcPr>
-          <w:p>
-            <w:r>
-              <w:t>7%</w:t>
-            </w:r>
-          </w:p>
-        </w:tc>
-      </w:tr>
-      <w:tr>
-        <w:tc>
-          <w:tcPr>
-            <w:tcW w:type="dxa" w:w="2160"/>
-          </w:tcPr>
-          <w:p>
-            <w:r>
-              <w:t>鸿睿思博信息有限公司</w:t>
-            </w:r>
-          </w:p>
-        </w:tc>
-        <w:tc>
-          <w:tcPr>
-            <w:tcW w:type="dxa" w:w="2160"/>
-          </w:tcPr>
-          <w:p>
-            <w:r>
-              <w:t>半导体</w:t>
-            </w:r>
-          </w:p>
-        </w:tc>
-        <w:tc>
-          <w:tcPr>
-            <w:tcW w:type="dxa" w:w="2160"/>
-          </w:tcPr>
-          <w:p>
-            <w:r>
-              <w:t>338亿</w:t>
-            </w:r>
-          </w:p>
-        </w:tc>
-        <w:tc>
-          <w:tcPr>
-            <w:tcW w:type="dxa" w:w="2160"/>
-          </w:tcPr>
-          <w:p>
-            <w:r>
-              <w:t>12%</w:t>
-            </w:r>
-          </w:p>
-        </w:tc>
-      </w:tr>
-      <w:tr>
-        <w:tc>
-          <w:tcPr>
-            <w:tcW w:type="dxa" w:w="2160"/>
-          </w:tcPr>
-          <w:p>
-            <w:r>
-              <w:t>精芯信息有限公司</w:t>
-            </w:r>
-          </w:p>
-        </w:tc>
-        <w:tc>
-          <w:tcPr>
-            <w:tcW w:type="dxa" w:w="2160"/>
-          </w:tcPr>
-          <w:p>
-            <w:r>
-              <w:t>消费科技</w:t>
-            </w:r>
-          </w:p>
-        </w:tc>
-        <w:tc>
-          <w:tcPr>
-            <w:tcW w:type="dxa" w:w="2160"/>
-          </w:tcPr>
-          <w:p>
-            <w:r>
-              <w:t>202亿</w:t>
-            </w:r>
-          </w:p>
-        </w:tc>
-        <w:tc>
-          <w:tcPr>
-            <w:tcW w:type="dxa" w:w="2160"/>
-          </w:tcPr>
-          <w:p>
-            <w:r>
-              <w:t>12%</w:t>
-            </w:r>
-          </w:p>
-        </w:tc>
-      </w:tr>
-      <w:tr>
-        <w:tc>
-          <w:tcPr>
-            <w:tcW w:type="dxa" w:w="2160"/>
-          </w:tcPr>
-          <w:p>
-            <w:r>
-              <w:t>新宇龙信息传媒有限公司</w:t>
-            </w:r>
-          </w:p>
-        </w:tc>
-        <w:tc>
-          <w:tcPr>
-            <w:tcW w:type="dxa" w:w="2160"/>
-          </w:tcPr>
-          <w:p>
-            <w:r>
-              <w:t>机器人</w:t>
-            </w:r>
-          </w:p>
-        </w:tc>
-        <w:tc>
-          <w:tcPr>
-            <w:tcW w:type="dxa" w:w="2160"/>
-          </w:tcPr>
-          <w:p>
-            <w:r>
-              <w:t>698亿</w:t>
-            </w:r>
-          </w:p>
-        </w:tc>
-        <w:tc>
-          <w:tcPr>
-            <w:tcW w:type="dxa" w:w="2160"/>
-          </w:tcPr>
-          <w:p>
-            <w:r>
-              <w:t>9%</w:t>
-            </w:r>
-          </w:p>
-        </w:tc>
-      </w:tr>
-      <w:tr>
-        <w:tc>
-          <w:tcPr>
-            <w:tcW w:type="dxa" w:w="2160"/>
-          </w:tcPr>
-          <w:p>
-            <w:r>
-              <w:t>昂歌信息科技有限公司</w:t>
-            </w:r>
-          </w:p>
-        </w:tc>
-        <w:tc>
-          <w:tcPr>
-            <w:tcW w:type="dxa" w:w="2160"/>
-          </w:tcPr>
-          <w:p>
-            <w:r>
-              <w:t>消费科技</w:t>
-            </w:r>
-          </w:p>
-        </w:tc>
-        <w:tc>
-          <w:tcPr>
-            <w:tcW w:type="dxa" w:w="2160"/>
-          </w:tcPr>
-          <w:p>
-            <w:r>
-              <w:t>693亿</w:t>
-            </w:r>
-          </w:p>
-        </w:tc>
-        <w:tc>
-          <w:tcPr>
-            <w:tcW w:type="dxa" w:w="2160"/>
-          </w:tcPr>
-          <w:p>
-            <w:r>
-              <w:t>12%</w:t>
-            </w:r>
-          </w:p>
-        </w:tc>
-      </w:tr>
-      <w:tr>
-        <w:tc>
-          <w:tcPr>
-            <w:tcW w:type="dxa" w:w="2160"/>
-          </w:tcPr>
-          <w:p>
-            <w:r>
-              <w:t>九方网络有限公司</w:t>
-            </w:r>
-          </w:p>
-        </w:tc>
-        <w:tc>
-          <w:tcPr>
-            <w:tcW w:type="dxa" w:w="2160"/>
-          </w:tcPr>
-          <w:p>
-            <w:r>
-              <w:t>新能源</w:t>
-            </w:r>
-          </w:p>
-        </w:tc>
-        <w:tc>
-          <w:tcPr>
-            <w:tcW w:type="dxa" w:w="2160"/>
-          </w:tcPr>
-          <w:p>
-            <w:r>
-              <w:t>683亿</w:t>
-            </w:r>
-          </w:p>
-        </w:tc>
-        <w:tc>
-          <w:tcPr>
-            <w:tcW w:type="dxa" w:w="2160"/>
-          </w:tcPr>
-          <w:p>
-            <w:r>
-              <w:t>25%</w:t>
-            </w:r>
-          </w:p>
-        </w:tc>
-      </w:tr>
-      <w:tr>
-        <w:tc>
-          <w:tcPr>
-            <w:tcW w:type="dxa" w:w="2160"/>
-          </w:tcPr>
-          <w:p>
-            <w:r>
-              <w:t>佳禾科技有限公司</w:t>
-            </w:r>
-          </w:p>
-        </w:tc>
-        <w:tc>
-          <w:tcPr>
-            <w:tcW w:type="dxa" w:w="2160"/>
-          </w:tcPr>
-          <w:p>
-            <w:r>
-              <w:t>半导体</w:t>
-            </w:r>
-          </w:p>
-        </w:tc>
-        <w:tc>
-          <w:tcPr>
-            <w:tcW w:type="dxa" w:w="2160"/>
-          </w:tcPr>
-          <w:p>
-            <w:r>
-              <w:t>635亿</w:t>
-            </w:r>
-          </w:p>
-        </w:tc>
-        <w:tc>
-          <w:tcPr>
-            <w:tcW w:type="dxa" w:w="2160"/>
-          </w:tcPr>
-          <w:p>
-            <w:r>
-              <w:t>12%</w:t>
-            </w:r>
-          </w:p>
-        </w:tc>
-      </w:tr>
-      <w:tr>
-        <w:tc>
-          <w:tcPr>
-            <w:tcW w:type="dxa" w:w="2160"/>
-          </w:tcPr>
-          <w:p>
-            <w:r>
-              <w:t>雨林木风计算机网络有限公司</w:t>
-            </w:r>
-          </w:p>
-        </w:tc>
-        <w:tc>
-          <w:tcPr>
-            <w:tcW w:type="dxa" w:w="2160"/>
-          </w:tcPr>
-          <w:p>
-            <w:r>
-              <w:t>医疗科技</w:t>
-            </w:r>
-          </w:p>
-        </w:tc>
-        <w:tc>
-          <w:tcPr>
-            <w:tcW w:type="dxa" w:w="2160"/>
-          </w:tcPr>
-          <w:p>
-            <w:r>
-              <w:t>127亿</w:t>
-            </w:r>
-          </w:p>
-        </w:tc>
-        <w:tc>
-          <w:tcPr>
-            <w:tcW w:type="dxa" w:w="2160"/>
-          </w:tcPr>
-          <w:p>
-            <w:r>
-              <w:t>21%</w:t>
+              <w:t>731亿</w:t>
+            </w:r>
+          </w:p>
+        </w:tc>
+        <w:tc>
+          <w:tcPr>
+            <w:tcW w:type="dxa" w:w="2160"/>
+          </w:tcPr>
+          <w:p>
+            <w:r>
+              <w:t>16%</w:t>
             </w:r>
           </w:p>
         </w:tc>
